--- a/DataBases/Lab9_Procedures/Lab9_Report_Yatsenko.docx
+++ b/DataBases/Lab9_Procedures/Lab9_Report_Yatsenko.docx
@@ -372,6 +372,1751 @@
           <w:szCs w:val="28"/>
         </w:rPr>
         <w:lastRenderedPageBreak/>
+        <w:t>Реалізація процедур</w:t>
+      </w:r>
+    </w:p>
+    <w:p>
+      <w:pPr>
+        <w:pStyle w:val="a3"/>
+        <w:numPr>
+          <w:ilvl w:val="0"/>
+          <w:numId w:val="15"/>
+        </w:numPr>
+        <w:rPr>
+          <w:b/>
+          <w:bCs/>
+          <w:sz w:val="28"/>
+          <w:szCs w:val="28"/>
+          <w:lang w:val="ru-UA"/>
+        </w:rPr>
+      </w:pPr>
+      <w:r>
+        <w:rPr>
+          <w:b/>
+          <w:bCs/>
+          <w:sz w:val="28"/>
+          <w:szCs w:val="28"/>
+          <w:lang w:val="ru-UA"/>
+        </w:rPr>
+        <w:t xml:space="preserve">Процедура </w:t>
+      </w:r>
+      <w:proofErr w:type="spellStart"/>
+      <w:r>
+        <w:rPr>
+          <w:b/>
+          <w:bCs/>
+          <w:sz w:val="28"/>
+          <w:szCs w:val="28"/>
+          <w:lang w:val="ru-UA"/>
+        </w:rPr>
+        <w:t>count_policies_by_type</w:t>
+      </w:r>
+      <w:proofErr w:type="spellEnd"/>
+    </w:p>
+    <w:p>
+      <w:pPr>
+        <w:numPr>
+          <w:ilvl w:val="0"/>
+          <w:numId w:val="14"/>
+        </w:numPr>
+        <w:rPr>
+          <w:sz w:val="24"/>
+          <w:szCs w:val="24"/>
+          <w:lang w:val="ru-UA"/>
+        </w:rPr>
+      </w:pPr>
+      <w:proofErr w:type="spellStart"/>
+      <w:r>
+        <w:rPr>
+          <w:sz w:val="24"/>
+          <w:szCs w:val="24"/>
+          <w:lang w:val="ru-UA"/>
+        </w:rPr>
+        <w:t>Призначення</w:t>
+      </w:r>
+      <w:proofErr w:type="spellEnd"/>
+      <w:r>
+        <w:rPr>
+          <w:sz w:val="24"/>
+          <w:szCs w:val="24"/>
+          <w:lang w:val="ru-UA"/>
+        </w:rPr>
+        <w:t xml:space="preserve">: </w:t>
+      </w:r>
+      <w:proofErr w:type="spellStart"/>
+      <w:r>
+        <w:rPr>
+          <w:sz w:val="24"/>
+          <w:szCs w:val="24"/>
+          <w:lang w:val="ru-UA"/>
+        </w:rPr>
+        <w:t>підрахунок</w:t>
+      </w:r>
+      <w:proofErr w:type="spellEnd"/>
+      <w:r>
+        <w:rPr>
+          <w:sz w:val="24"/>
+          <w:szCs w:val="24"/>
+          <w:lang w:val="ru-UA"/>
+        </w:rPr>
+        <w:t xml:space="preserve"> </w:t>
+      </w:r>
+      <w:proofErr w:type="spellStart"/>
+      <w:r>
+        <w:rPr>
+          <w:sz w:val="24"/>
+          <w:szCs w:val="24"/>
+          <w:lang w:val="ru-UA"/>
+        </w:rPr>
+        <w:t>кількості</w:t>
+      </w:r>
+      <w:proofErr w:type="spellEnd"/>
+      <w:r>
+        <w:rPr>
+          <w:sz w:val="24"/>
+          <w:szCs w:val="24"/>
+          <w:lang w:val="ru-UA"/>
+        </w:rPr>
+        <w:t xml:space="preserve"> </w:t>
+      </w:r>
+      <w:proofErr w:type="spellStart"/>
+      <w:r>
+        <w:rPr>
+          <w:sz w:val="24"/>
+          <w:szCs w:val="24"/>
+          <w:lang w:val="ru-UA"/>
+        </w:rPr>
+        <w:t>страхових</w:t>
+      </w:r>
+      <w:proofErr w:type="spellEnd"/>
+      <w:r>
+        <w:rPr>
+          <w:sz w:val="24"/>
+          <w:szCs w:val="24"/>
+          <w:lang w:val="ru-UA"/>
+        </w:rPr>
+        <w:t xml:space="preserve"> </w:t>
+      </w:r>
+      <w:proofErr w:type="spellStart"/>
+      <w:r>
+        <w:rPr>
+          <w:sz w:val="24"/>
+          <w:szCs w:val="24"/>
+          <w:lang w:val="ru-UA"/>
+        </w:rPr>
+        <w:t>полісів</w:t>
+      </w:r>
+      <w:proofErr w:type="spellEnd"/>
+      <w:r>
+        <w:rPr>
+          <w:sz w:val="24"/>
+          <w:szCs w:val="24"/>
+          <w:lang w:val="ru-UA"/>
+        </w:rPr>
+        <w:t xml:space="preserve"> </w:t>
+      </w:r>
+      <w:proofErr w:type="spellStart"/>
+      <w:r>
+        <w:rPr>
+          <w:sz w:val="24"/>
+          <w:szCs w:val="24"/>
+          <w:lang w:val="ru-UA"/>
+        </w:rPr>
+        <w:t>певного</w:t>
+      </w:r>
+      <w:proofErr w:type="spellEnd"/>
+      <w:r>
+        <w:rPr>
+          <w:sz w:val="24"/>
+          <w:szCs w:val="24"/>
+          <w:lang w:val="ru-UA"/>
+        </w:rPr>
+        <w:t xml:space="preserve"> типу.</w:t>
+      </w:r>
+    </w:p>
+    <w:p>
+      <w:pPr>
+        <w:numPr>
+          <w:ilvl w:val="0"/>
+          <w:numId w:val="14"/>
+        </w:numPr>
+        <w:rPr>
+          <w:sz w:val="24"/>
+          <w:szCs w:val="24"/>
+          <w:lang w:val="ru-UA"/>
+        </w:rPr>
+      </w:pPr>
+      <w:proofErr w:type="spellStart"/>
+      <w:r>
+        <w:rPr>
+          <w:sz w:val="24"/>
+          <w:szCs w:val="24"/>
+          <w:lang w:val="ru-UA"/>
+        </w:rPr>
+        <w:t>Використано</w:t>
+      </w:r>
+      <w:proofErr w:type="spellEnd"/>
+      <w:r>
+        <w:rPr>
+          <w:sz w:val="24"/>
+          <w:szCs w:val="24"/>
+          <w:lang w:val="ru-UA"/>
+        </w:rPr>
+        <w:t>: INOUT-</w:t>
+      </w:r>
+      <w:proofErr w:type="spellStart"/>
+      <w:r>
+        <w:rPr>
+          <w:sz w:val="24"/>
+          <w:szCs w:val="24"/>
+          <w:lang w:val="ru-UA"/>
+        </w:rPr>
+        <w:t>параметри</w:t>
+      </w:r>
+      <w:proofErr w:type="spellEnd"/>
+      <w:r>
+        <w:rPr>
+          <w:sz w:val="24"/>
+          <w:szCs w:val="24"/>
+          <w:lang w:val="ru-UA"/>
+        </w:rPr>
+        <w:t xml:space="preserve">, </w:t>
+      </w:r>
+      <w:proofErr w:type="spellStart"/>
+      <w:r>
+        <w:rPr>
+          <w:sz w:val="24"/>
+          <w:szCs w:val="24"/>
+          <w:lang w:val="ru-UA"/>
+        </w:rPr>
+        <w:t>курсори</w:t>
+      </w:r>
+      <w:proofErr w:type="spellEnd"/>
+      <w:r>
+        <w:rPr>
+          <w:sz w:val="24"/>
+          <w:szCs w:val="24"/>
+          <w:lang w:val="ru-UA"/>
+        </w:rPr>
+        <w:t xml:space="preserve">, RECORD, цикл LOOP, RAISE NOTICE для </w:t>
+      </w:r>
+      <w:proofErr w:type="spellStart"/>
+      <w:r>
+        <w:rPr>
+          <w:sz w:val="24"/>
+          <w:szCs w:val="24"/>
+          <w:lang w:val="ru-UA"/>
+        </w:rPr>
+        <w:t>виведення</w:t>
+      </w:r>
+      <w:proofErr w:type="spellEnd"/>
+      <w:r>
+        <w:rPr>
+          <w:sz w:val="24"/>
+          <w:szCs w:val="24"/>
+          <w:lang w:val="ru-UA"/>
+        </w:rPr>
+        <w:t xml:space="preserve"> результату, а також EXCEPTION для </w:t>
+      </w:r>
+      <w:proofErr w:type="spellStart"/>
+      <w:r>
+        <w:rPr>
+          <w:sz w:val="24"/>
+          <w:szCs w:val="24"/>
+          <w:lang w:val="ru-UA"/>
+        </w:rPr>
+        <w:t>обробки</w:t>
+      </w:r>
+      <w:proofErr w:type="spellEnd"/>
+      <w:r>
+        <w:rPr>
+          <w:sz w:val="24"/>
+          <w:szCs w:val="24"/>
+          <w:lang w:val="ru-UA"/>
+        </w:rPr>
+        <w:t xml:space="preserve"> </w:t>
+      </w:r>
+      <w:proofErr w:type="spellStart"/>
+      <w:r>
+        <w:rPr>
+          <w:sz w:val="24"/>
+          <w:szCs w:val="24"/>
+          <w:lang w:val="ru-UA"/>
+        </w:rPr>
+        <w:t>помилок</w:t>
+      </w:r>
+      <w:proofErr w:type="spellEnd"/>
+      <w:r>
+        <w:rPr>
+          <w:sz w:val="24"/>
+          <w:szCs w:val="24"/>
+          <w:lang w:val="ru-UA"/>
+        </w:rPr>
+        <w:t>.</w:t>
+      </w:r>
+    </w:p>
+    <w:p>
+      <w:pPr>
+        <w:numPr>
+          <w:ilvl w:val="0"/>
+          <w:numId w:val="14"/>
+        </w:numPr>
+        <w:rPr>
+          <w:sz w:val="24"/>
+          <w:szCs w:val="24"/>
+          <w:lang w:val="ru-UA"/>
+        </w:rPr>
+      </w:pPr>
+      <w:r>
+        <w:rPr>
+          <w:sz w:val="24"/>
+          <w:szCs w:val="24"/>
+          <w:lang w:val="ru-UA"/>
+        </w:rPr>
+        <w:t xml:space="preserve">Результат: </w:t>
+      </w:r>
+      <w:proofErr w:type="spellStart"/>
+      <w:r>
+        <w:rPr>
+          <w:sz w:val="24"/>
+          <w:szCs w:val="24"/>
+          <w:lang w:val="ru-UA"/>
+        </w:rPr>
+        <w:t>після</w:t>
+      </w:r>
+      <w:proofErr w:type="spellEnd"/>
+      <w:r>
+        <w:rPr>
+          <w:sz w:val="24"/>
+          <w:szCs w:val="24"/>
+          <w:lang w:val="ru-UA"/>
+        </w:rPr>
+        <w:t xml:space="preserve"> </w:t>
+      </w:r>
+      <w:proofErr w:type="spellStart"/>
+      <w:r>
+        <w:rPr>
+          <w:sz w:val="24"/>
+          <w:szCs w:val="24"/>
+          <w:lang w:val="ru-UA"/>
+        </w:rPr>
+        <w:t>виконання</w:t>
+      </w:r>
+      <w:proofErr w:type="spellEnd"/>
+      <w:r>
+        <w:rPr>
+          <w:sz w:val="24"/>
+          <w:szCs w:val="24"/>
+          <w:lang w:val="ru-UA"/>
+        </w:rPr>
+        <w:t xml:space="preserve"> </w:t>
+      </w:r>
+      <w:proofErr w:type="spellStart"/>
+      <w:r>
+        <w:rPr>
+          <w:sz w:val="24"/>
+          <w:szCs w:val="24"/>
+          <w:lang w:val="ru-UA"/>
+        </w:rPr>
+        <w:t>процедури</w:t>
+      </w:r>
+      <w:proofErr w:type="spellEnd"/>
+      <w:r>
+        <w:rPr>
+          <w:sz w:val="24"/>
+          <w:szCs w:val="24"/>
+          <w:lang w:val="ru-UA"/>
+        </w:rPr>
+        <w:t xml:space="preserve"> в </w:t>
+      </w:r>
+      <w:proofErr w:type="spellStart"/>
+      <w:r>
+        <w:rPr>
+          <w:sz w:val="24"/>
+          <w:szCs w:val="24"/>
+          <w:lang w:val="ru-UA"/>
+        </w:rPr>
+        <w:t>змінній</w:t>
+      </w:r>
+      <w:proofErr w:type="spellEnd"/>
+      <w:r>
+        <w:rPr>
+          <w:sz w:val="24"/>
+          <w:szCs w:val="24"/>
+          <w:lang w:val="ru-UA"/>
+        </w:rPr>
+        <w:t xml:space="preserve"> </w:t>
+      </w:r>
+      <w:proofErr w:type="spellStart"/>
+      <w:r>
+        <w:rPr>
+          <w:sz w:val="24"/>
+          <w:szCs w:val="24"/>
+          <w:lang w:val="ru-UA"/>
+        </w:rPr>
+        <w:t>total_count</w:t>
+      </w:r>
+      <w:proofErr w:type="spellEnd"/>
+      <w:r>
+        <w:rPr>
+          <w:sz w:val="24"/>
+          <w:szCs w:val="24"/>
+          <w:lang w:val="ru-UA"/>
+        </w:rPr>
+        <w:t xml:space="preserve"> </w:t>
+      </w:r>
+      <w:proofErr w:type="spellStart"/>
+      <w:r>
+        <w:rPr>
+          <w:sz w:val="24"/>
+          <w:szCs w:val="24"/>
+          <w:lang w:val="ru-UA"/>
+        </w:rPr>
+        <w:t>зберігається</w:t>
+      </w:r>
+      <w:proofErr w:type="spellEnd"/>
+      <w:r>
+        <w:rPr>
+          <w:sz w:val="24"/>
+          <w:szCs w:val="24"/>
+          <w:lang w:val="ru-UA"/>
+        </w:rPr>
+        <w:t xml:space="preserve"> </w:t>
+      </w:r>
+      <w:proofErr w:type="spellStart"/>
+      <w:r>
+        <w:rPr>
+          <w:sz w:val="24"/>
+          <w:szCs w:val="24"/>
+          <w:lang w:val="ru-UA"/>
+        </w:rPr>
+        <w:t>кількість</w:t>
+      </w:r>
+      <w:proofErr w:type="spellEnd"/>
+      <w:r>
+        <w:rPr>
+          <w:sz w:val="24"/>
+          <w:szCs w:val="24"/>
+          <w:lang w:val="ru-UA"/>
+        </w:rPr>
+        <w:t xml:space="preserve"> </w:t>
+      </w:r>
+      <w:proofErr w:type="spellStart"/>
+      <w:r>
+        <w:rPr>
+          <w:sz w:val="24"/>
+          <w:szCs w:val="24"/>
+          <w:lang w:val="ru-UA"/>
+        </w:rPr>
+        <w:t>полісів</w:t>
+      </w:r>
+      <w:proofErr w:type="spellEnd"/>
+      <w:r>
+        <w:rPr>
+          <w:sz w:val="24"/>
+          <w:szCs w:val="24"/>
+          <w:lang w:val="ru-UA"/>
+        </w:rPr>
+        <w:t xml:space="preserve"> </w:t>
+      </w:r>
+      <w:proofErr w:type="spellStart"/>
+      <w:r>
+        <w:rPr>
+          <w:sz w:val="24"/>
+          <w:szCs w:val="24"/>
+          <w:lang w:val="ru-UA"/>
+        </w:rPr>
+        <w:t>заданого</w:t>
+      </w:r>
+      <w:proofErr w:type="spellEnd"/>
+      <w:r>
+        <w:rPr>
+          <w:sz w:val="24"/>
+          <w:szCs w:val="24"/>
+          <w:lang w:val="ru-UA"/>
+        </w:rPr>
+        <w:t xml:space="preserve"> типу.</w:t>
+      </w:r>
+    </w:p>
+    <w:p>
+      <w:pPr>
+        <w:rPr>
+          <w:b/>
+          <w:bCs/>
+          <w:sz w:val="28"/>
+          <w:szCs w:val="28"/>
+        </w:rPr>
+      </w:pPr>
+      <w:r>
+        <w:rPr>
+          <w:noProof/>
+        </w:rPr>
+        <w:drawing>
+          <wp:inline distT="0" distB="0" distL="0" distR="0" wp14:anchorId="2F23F24F" wp14:editId="4E32C9AC">
+            <wp:extent cx="3800000" cy="1028571"/>
+            <wp:effectExtent l="0" t="0" r="0" b="635"/>
+            <wp:docPr id="126636725" name="Рисунок 1" descr="Зображення, що містить текст, квитанція, Шрифт, знімок екрана&#10;&#10;Вміст на основі ШІ може бути неправильним."/>
+            <wp:cNvGraphicFramePr>
+              <a:graphicFrameLocks xmlns:a="http://schemas.openxmlformats.org/drawingml/2006/main" noChangeAspect="1"/>
+            </wp:cNvGraphicFramePr>
+            <a:graphic xmlns:a="http://schemas.openxmlformats.org/drawingml/2006/main">
+              <a:graphicData uri="http://schemas.openxmlformats.org/drawingml/2006/picture">
+                <pic:pic xmlns:pic="http://schemas.openxmlformats.org/drawingml/2006/picture">
+                  <pic:nvPicPr>
+                    <pic:cNvPr id="126636725" name="Рисунок 1" descr="Зображення, що містить текст, квитанція, Шрифт, знімок екрана&#10;&#10;Вміст на основі ШІ може бути неправильним."/>
+                    <pic:cNvPicPr/>
+                  </pic:nvPicPr>
+                  <pic:blipFill>
+                    <a:blip r:embed="rId8"/>
+                    <a:stretch>
+                      <a:fillRect/>
+                    </a:stretch>
+                  </pic:blipFill>
+                  <pic:spPr>
+                    <a:xfrm>
+                      <a:off x="0" y="0"/>
+                      <a:ext cx="3800000" cy="1028571"/>
+                    </a:xfrm>
+                    <a:prstGeom prst="rect">
+                      <a:avLst/>
+                    </a:prstGeom>
+                  </pic:spPr>
+                </pic:pic>
+              </a:graphicData>
+            </a:graphic>
+          </wp:inline>
+        </w:drawing>
+      </w:r>
+    </w:p>
+    <w:p>
+      <w:pPr>
+        <w:pStyle w:val="a3"/>
+        <w:numPr>
+          <w:ilvl w:val="0"/>
+          <w:numId w:val="15"/>
+        </w:numPr>
+        <w:rPr>
+          <w:b/>
+          <w:bCs/>
+          <w:sz w:val="28"/>
+          <w:szCs w:val="28"/>
+          <w:lang w:val="ru-UA"/>
+        </w:rPr>
+      </w:pPr>
+      <w:r>
+        <w:rPr>
+          <w:b/>
+          <w:bCs/>
+          <w:sz w:val="28"/>
+          <w:szCs w:val="28"/>
+          <w:lang w:val="ru-UA"/>
+        </w:rPr>
+        <w:t xml:space="preserve">Процедура </w:t>
+      </w:r>
+      <w:proofErr w:type="spellStart"/>
+      <w:r>
+        <w:rPr>
+          <w:b/>
+          <w:bCs/>
+          <w:sz w:val="28"/>
+          <w:szCs w:val="28"/>
+          <w:lang w:val="ru-UA"/>
+        </w:rPr>
+        <w:t>suspend_low_amount_agreements</w:t>
+      </w:r>
+      <w:proofErr w:type="spellEnd"/>
+    </w:p>
+    <w:p>
+      <w:pPr>
+        <w:numPr>
+          <w:ilvl w:val="0"/>
+          <w:numId w:val="16"/>
+        </w:numPr>
+        <w:rPr>
+          <w:sz w:val="24"/>
+          <w:szCs w:val="24"/>
+          <w:lang w:val="ru-UA"/>
+        </w:rPr>
+      </w:pPr>
+      <w:proofErr w:type="spellStart"/>
+      <w:r>
+        <w:rPr>
+          <w:sz w:val="24"/>
+          <w:szCs w:val="24"/>
+          <w:lang w:val="ru-UA"/>
+        </w:rPr>
+        <w:t>Призначення</w:t>
+      </w:r>
+      <w:proofErr w:type="spellEnd"/>
+      <w:r>
+        <w:rPr>
+          <w:sz w:val="24"/>
+          <w:szCs w:val="24"/>
+          <w:lang w:val="ru-UA"/>
+        </w:rPr>
+        <w:t xml:space="preserve">: </w:t>
+      </w:r>
+      <w:proofErr w:type="spellStart"/>
+      <w:r>
+        <w:rPr>
+          <w:sz w:val="24"/>
+          <w:szCs w:val="24"/>
+          <w:lang w:val="ru-UA"/>
+        </w:rPr>
+        <w:t>призупинення</w:t>
+      </w:r>
+      <w:proofErr w:type="spellEnd"/>
+      <w:r>
+        <w:rPr>
+          <w:sz w:val="24"/>
+          <w:szCs w:val="24"/>
+          <w:lang w:val="ru-UA"/>
+        </w:rPr>
+        <w:t xml:space="preserve"> </w:t>
+      </w:r>
+      <w:proofErr w:type="spellStart"/>
+      <w:r>
+        <w:rPr>
+          <w:sz w:val="24"/>
+          <w:szCs w:val="24"/>
+          <w:lang w:val="ru-UA"/>
+        </w:rPr>
+        <w:t>договорів</w:t>
+      </w:r>
+      <w:proofErr w:type="spellEnd"/>
+      <w:r>
+        <w:rPr>
+          <w:sz w:val="24"/>
+          <w:szCs w:val="24"/>
+          <w:lang w:val="ru-UA"/>
+        </w:rPr>
+        <w:t xml:space="preserve">, сума </w:t>
+      </w:r>
+      <w:proofErr w:type="spellStart"/>
+      <w:r>
+        <w:rPr>
+          <w:sz w:val="24"/>
+          <w:szCs w:val="24"/>
+          <w:lang w:val="ru-UA"/>
+        </w:rPr>
+        <w:t>страхування</w:t>
+      </w:r>
+      <w:proofErr w:type="spellEnd"/>
+      <w:r>
+        <w:rPr>
+          <w:sz w:val="24"/>
+          <w:szCs w:val="24"/>
+          <w:lang w:val="ru-UA"/>
+        </w:rPr>
+        <w:t xml:space="preserve"> </w:t>
+      </w:r>
+      <w:proofErr w:type="spellStart"/>
+      <w:r>
+        <w:rPr>
+          <w:sz w:val="24"/>
+          <w:szCs w:val="24"/>
+          <w:lang w:val="ru-UA"/>
+        </w:rPr>
+        <w:t>яких</w:t>
+      </w:r>
+      <w:proofErr w:type="spellEnd"/>
+      <w:r>
+        <w:rPr>
+          <w:sz w:val="24"/>
+          <w:szCs w:val="24"/>
+          <w:lang w:val="ru-UA"/>
+        </w:rPr>
+        <w:t xml:space="preserve"> </w:t>
+      </w:r>
+      <w:proofErr w:type="spellStart"/>
+      <w:r>
+        <w:rPr>
+          <w:sz w:val="24"/>
+          <w:szCs w:val="24"/>
+          <w:lang w:val="ru-UA"/>
+        </w:rPr>
+        <w:t>менша</w:t>
+      </w:r>
+      <w:proofErr w:type="spellEnd"/>
+      <w:r>
+        <w:rPr>
+          <w:sz w:val="24"/>
+          <w:szCs w:val="24"/>
+          <w:lang w:val="ru-UA"/>
+        </w:rPr>
+        <w:t xml:space="preserve"> за </w:t>
+      </w:r>
+      <w:proofErr w:type="spellStart"/>
+      <w:r>
+        <w:rPr>
+          <w:sz w:val="24"/>
+          <w:szCs w:val="24"/>
+          <w:lang w:val="ru-UA"/>
+        </w:rPr>
+        <w:t>задане</w:t>
+      </w:r>
+      <w:proofErr w:type="spellEnd"/>
+      <w:r>
+        <w:rPr>
+          <w:sz w:val="24"/>
+          <w:szCs w:val="24"/>
+          <w:lang w:val="ru-UA"/>
+        </w:rPr>
+        <w:t xml:space="preserve"> </w:t>
+      </w:r>
+      <w:proofErr w:type="spellStart"/>
+      <w:r>
+        <w:rPr>
+          <w:sz w:val="24"/>
+          <w:szCs w:val="24"/>
+          <w:lang w:val="ru-UA"/>
+        </w:rPr>
+        <w:t>значення</w:t>
+      </w:r>
+      <w:proofErr w:type="spellEnd"/>
+      <w:r>
+        <w:rPr>
+          <w:sz w:val="24"/>
+          <w:szCs w:val="24"/>
+          <w:lang w:val="ru-UA"/>
+        </w:rPr>
+        <w:t>.</w:t>
+      </w:r>
+    </w:p>
+    <w:p>
+      <w:pPr>
+        <w:numPr>
+          <w:ilvl w:val="0"/>
+          <w:numId w:val="16"/>
+        </w:numPr>
+        <w:rPr>
+          <w:sz w:val="24"/>
+          <w:szCs w:val="24"/>
+          <w:lang w:val="ru-UA"/>
+        </w:rPr>
+      </w:pPr>
+      <w:proofErr w:type="spellStart"/>
+      <w:r>
+        <w:rPr>
+          <w:sz w:val="24"/>
+          <w:szCs w:val="24"/>
+          <w:lang w:val="ru-UA"/>
+        </w:rPr>
+        <w:t>Використано</w:t>
+      </w:r>
+      <w:proofErr w:type="spellEnd"/>
+      <w:r>
+        <w:rPr>
+          <w:sz w:val="24"/>
+          <w:szCs w:val="24"/>
+          <w:lang w:val="ru-UA"/>
+        </w:rPr>
+        <w:t xml:space="preserve">: </w:t>
+      </w:r>
+      <w:proofErr w:type="spellStart"/>
+      <w:r>
+        <w:rPr>
+          <w:sz w:val="24"/>
+          <w:szCs w:val="24"/>
+          <w:lang w:val="ru-UA"/>
+        </w:rPr>
+        <w:t>курсори</w:t>
+      </w:r>
+      <w:proofErr w:type="spellEnd"/>
+      <w:r>
+        <w:rPr>
+          <w:sz w:val="24"/>
+          <w:szCs w:val="24"/>
+          <w:lang w:val="ru-UA"/>
+        </w:rPr>
+        <w:t>, RECORD, IF-</w:t>
+      </w:r>
+      <w:proofErr w:type="spellStart"/>
+      <w:r>
+        <w:rPr>
+          <w:sz w:val="24"/>
+          <w:szCs w:val="24"/>
+          <w:lang w:val="ru-UA"/>
+        </w:rPr>
+        <w:t>умови</w:t>
+      </w:r>
+      <w:proofErr w:type="spellEnd"/>
+      <w:r>
+        <w:rPr>
+          <w:sz w:val="24"/>
+          <w:szCs w:val="24"/>
+          <w:lang w:val="ru-UA"/>
+        </w:rPr>
+        <w:t xml:space="preserve">, UPDATE для </w:t>
+      </w:r>
+      <w:proofErr w:type="spellStart"/>
+      <w:r>
+        <w:rPr>
+          <w:sz w:val="24"/>
+          <w:szCs w:val="24"/>
+          <w:lang w:val="ru-UA"/>
+        </w:rPr>
+        <w:t>зміни</w:t>
+      </w:r>
+      <w:proofErr w:type="spellEnd"/>
+      <w:r>
+        <w:rPr>
+          <w:sz w:val="24"/>
+          <w:szCs w:val="24"/>
+          <w:lang w:val="ru-UA"/>
+        </w:rPr>
+        <w:t xml:space="preserve"> </w:t>
+      </w:r>
+      <w:proofErr w:type="spellStart"/>
+      <w:r>
+        <w:rPr>
+          <w:sz w:val="24"/>
+          <w:szCs w:val="24"/>
+          <w:lang w:val="ru-UA"/>
+        </w:rPr>
+        <w:t>таблиці</w:t>
+      </w:r>
+      <w:proofErr w:type="spellEnd"/>
+      <w:r>
+        <w:rPr>
+          <w:sz w:val="24"/>
+          <w:szCs w:val="24"/>
+          <w:lang w:val="ru-UA"/>
+        </w:rPr>
+        <w:t xml:space="preserve"> AGREEMENT, RAISE NOTICE для </w:t>
+      </w:r>
+      <w:proofErr w:type="spellStart"/>
+      <w:r>
+        <w:rPr>
+          <w:sz w:val="24"/>
+          <w:szCs w:val="24"/>
+          <w:lang w:val="ru-UA"/>
+        </w:rPr>
+        <w:t>повідомлень</w:t>
+      </w:r>
+      <w:proofErr w:type="spellEnd"/>
+      <w:r>
+        <w:rPr>
+          <w:sz w:val="24"/>
+          <w:szCs w:val="24"/>
+          <w:lang w:val="ru-UA"/>
+        </w:rPr>
+        <w:t xml:space="preserve"> про </w:t>
+      </w:r>
+      <w:proofErr w:type="spellStart"/>
+      <w:r>
+        <w:rPr>
+          <w:sz w:val="24"/>
+          <w:szCs w:val="24"/>
+          <w:lang w:val="ru-UA"/>
+        </w:rPr>
+        <w:t>призупинені</w:t>
+      </w:r>
+      <w:proofErr w:type="spellEnd"/>
+      <w:r>
+        <w:rPr>
+          <w:sz w:val="24"/>
+          <w:szCs w:val="24"/>
+          <w:lang w:val="ru-UA"/>
+        </w:rPr>
+        <w:t xml:space="preserve"> договори, EXCEPTION для </w:t>
+      </w:r>
+      <w:proofErr w:type="spellStart"/>
+      <w:r>
+        <w:rPr>
+          <w:sz w:val="24"/>
+          <w:szCs w:val="24"/>
+          <w:lang w:val="ru-UA"/>
+        </w:rPr>
+        <w:t>обробки</w:t>
+      </w:r>
+      <w:proofErr w:type="spellEnd"/>
+      <w:r>
+        <w:rPr>
+          <w:sz w:val="24"/>
+          <w:szCs w:val="24"/>
+          <w:lang w:val="ru-UA"/>
+        </w:rPr>
+        <w:t xml:space="preserve"> </w:t>
+      </w:r>
+      <w:proofErr w:type="spellStart"/>
+      <w:r>
+        <w:rPr>
+          <w:sz w:val="24"/>
+          <w:szCs w:val="24"/>
+          <w:lang w:val="ru-UA"/>
+        </w:rPr>
+        <w:t>помилок</w:t>
+      </w:r>
+      <w:proofErr w:type="spellEnd"/>
+      <w:r>
+        <w:rPr>
+          <w:sz w:val="24"/>
+          <w:szCs w:val="24"/>
+          <w:lang w:val="ru-UA"/>
+        </w:rPr>
+        <w:t>.</w:t>
+      </w:r>
+    </w:p>
+    <w:p>
+      <w:pPr>
+        <w:numPr>
+          <w:ilvl w:val="0"/>
+          <w:numId w:val="16"/>
+        </w:numPr>
+        <w:rPr>
+          <w:sz w:val="24"/>
+          <w:szCs w:val="24"/>
+          <w:lang w:val="ru-UA"/>
+        </w:rPr>
+      </w:pPr>
+      <w:r>
+        <w:rPr>
+          <w:sz w:val="24"/>
+          <w:szCs w:val="24"/>
+          <w:lang w:val="ru-UA"/>
+        </w:rPr>
+        <w:t xml:space="preserve">Результат: статус </w:t>
+      </w:r>
+      <w:proofErr w:type="spellStart"/>
+      <w:r>
+        <w:rPr>
+          <w:sz w:val="24"/>
+          <w:szCs w:val="24"/>
+          <w:lang w:val="ru-UA"/>
+        </w:rPr>
+        <w:t>договорів</w:t>
+      </w:r>
+      <w:proofErr w:type="spellEnd"/>
+      <w:r>
+        <w:rPr>
+          <w:sz w:val="24"/>
+          <w:szCs w:val="24"/>
+          <w:lang w:val="ru-UA"/>
+        </w:rPr>
+        <w:t xml:space="preserve"> </w:t>
+      </w:r>
+      <w:proofErr w:type="spellStart"/>
+      <w:r>
+        <w:rPr>
+          <w:sz w:val="24"/>
+          <w:szCs w:val="24"/>
+          <w:lang w:val="ru-UA"/>
+        </w:rPr>
+        <w:t>змінюється</w:t>
+      </w:r>
+      <w:proofErr w:type="spellEnd"/>
+      <w:r>
+        <w:rPr>
+          <w:sz w:val="24"/>
+          <w:szCs w:val="24"/>
+          <w:lang w:val="ru-UA"/>
+        </w:rPr>
+        <w:t xml:space="preserve"> на '</w:t>
+      </w:r>
+      <w:proofErr w:type="spellStart"/>
+      <w:r>
+        <w:rPr>
+          <w:sz w:val="24"/>
+          <w:szCs w:val="24"/>
+          <w:lang w:val="ru-UA"/>
+        </w:rPr>
+        <w:t>Suspended</w:t>
+      </w:r>
+      <w:proofErr w:type="spellEnd"/>
+      <w:r>
+        <w:rPr>
+          <w:sz w:val="24"/>
+          <w:szCs w:val="24"/>
+          <w:lang w:val="ru-UA"/>
+        </w:rPr>
+        <w:t xml:space="preserve">' і </w:t>
+      </w:r>
+      <w:proofErr w:type="spellStart"/>
+      <w:r>
+        <w:rPr>
+          <w:sz w:val="24"/>
+          <w:szCs w:val="24"/>
+          <w:lang w:val="ru-UA"/>
+        </w:rPr>
+        <w:t>це</w:t>
+      </w:r>
+      <w:proofErr w:type="spellEnd"/>
+      <w:r>
+        <w:rPr>
+          <w:sz w:val="24"/>
+          <w:szCs w:val="24"/>
+          <w:lang w:val="ru-UA"/>
+        </w:rPr>
+        <w:t xml:space="preserve"> </w:t>
+      </w:r>
+      <w:proofErr w:type="spellStart"/>
+      <w:r>
+        <w:rPr>
+          <w:sz w:val="24"/>
+          <w:szCs w:val="24"/>
+          <w:lang w:val="ru-UA"/>
+        </w:rPr>
+        <w:t>можна</w:t>
+      </w:r>
+      <w:proofErr w:type="spellEnd"/>
+      <w:r>
+        <w:rPr>
+          <w:sz w:val="24"/>
+          <w:szCs w:val="24"/>
+          <w:lang w:val="ru-UA"/>
+        </w:rPr>
+        <w:t xml:space="preserve"> </w:t>
+      </w:r>
+      <w:proofErr w:type="spellStart"/>
+      <w:r>
+        <w:rPr>
+          <w:sz w:val="24"/>
+          <w:szCs w:val="24"/>
+          <w:lang w:val="ru-UA"/>
+        </w:rPr>
+        <w:t>перевірити</w:t>
+      </w:r>
+      <w:proofErr w:type="spellEnd"/>
+      <w:r>
+        <w:rPr>
+          <w:sz w:val="24"/>
+          <w:szCs w:val="24"/>
+          <w:lang w:val="ru-UA"/>
+        </w:rPr>
+        <w:t xml:space="preserve"> через SELECT з </w:t>
+      </w:r>
+      <w:proofErr w:type="spellStart"/>
+      <w:r>
+        <w:rPr>
+          <w:sz w:val="24"/>
+          <w:szCs w:val="24"/>
+          <w:lang w:val="ru-UA"/>
+        </w:rPr>
+        <w:t>таблиці</w:t>
+      </w:r>
+      <w:proofErr w:type="spellEnd"/>
+      <w:r>
+        <w:rPr>
+          <w:sz w:val="24"/>
+          <w:szCs w:val="24"/>
+          <w:lang w:val="ru-UA"/>
+        </w:rPr>
+        <w:t xml:space="preserve"> AGREEMENT.</w:t>
+      </w:r>
+    </w:p>
+    <w:p>
+      <w:pPr>
+        <w:rPr>
+          <w:b/>
+          <w:bCs/>
+          <w:sz w:val="28"/>
+          <w:szCs w:val="28"/>
+        </w:rPr>
+      </w:pPr>
+      <w:r>
+        <w:rPr>
+          <w:noProof/>
+        </w:rPr>
+        <w:drawing>
+          <wp:inline distT="0" distB="0" distL="0" distR="0" wp14:anchorId="1E60A31F" wp14:editId="2B99A57F">
+            <wp:extent cx="4647619" cy="2733333"/>
+            <wp:effectExtent l="0" t="0" r="635" b="0"/>
+            <wp:docPr id="1202569886" name="Рисунок 1" descr="Зображення, що містить текст, знімок екрана, Шрифт, число&#10;&#10;Вміст на основі ШІ може бути неправильним."/>
+            <wp:cNvGraphicFramePr>
+              <a:graphicFrameLocks xmlns:a="http://schemas.openxmlformats.org/drawingml/2006/main" noChangeAspect="1"/>
+            </wp:cNvGraphicFramePr>
+            <a:graphic xmlns:a="http://schemas.openxmlformats.org/drawingml/2006/main">
+              <a:graphicData uri="http://schemas.openxmlformats.org/drawingml/2006/picture">
+                <pic:pic xmlns:pic="http://schemas.openxmlformats.org/drawingml/2006/picture">
+                  <pic:nvPicPr>
+                    <pic:cNvPr id="1202569886" name="Рисунок 1" descr="Зображення, що містить текст, знімок екрана, Шрифт, число&#10;&#10;Вміст на основі ШІ може бути неправильним."/>
+                    <pic:cNvPicPr/>
+                  </pic:nvPicPr>
+                  <pic:blipFill>
+                    <a:blip r:embed="rId9"/>
+                    <a:stretch>
+                      <a:fillRect/>
+                    </a:stretch>
+                  </pic:blipFill>
+                  <pic:spPr>
+                    <a:xfrm>
+                      <a:off x="0" y="0"/>
+                      <a:ext cx="4647619" cy="2733333"/>
+                    </a:xfrm>
+                    <a:prstGeom prst="rect">
+                      <a:avLst/>
+                    </a:prstGeom>
+                  </pic:spPr>
+                </pic:pic>
+              </a:graphicData>
+            </a:graphic>
+          </wp:inline>
+        </w:drawing>
+      </w:r>
+    </w:p>
+    <w:p>
+      <w:pPr>
+        <w:rPr>
+          <w:b/>
+          <w:bCs/>
+          <w:sz w:val="28"/>
+          <w:szCs w:val="28"/>
+        </w:rPr>
+      </w:pPr>
+      <w:r>
+        <w:rPr>
+          <w:noProof/>
+        </w:rPr>
+        <w:drawing>
+          <wp:inline distT="0" distB="0" distL="0" distR="0" wp14:anchorId="6C300181" wp14:editId="53706F90">
+            <wp:extent cx="4523809" cy="1342857"/>
+            <wp:effectExtent l="0" t="0" r="0" b="0"/>
+            <wp:docPr id="64519023" name="Рисунок 1" descr="Зображення, що містить текст, знімок екрана, Шрифт, число&#10;&#10;Вміст на основі ШІ може бути неправильним."/>
+            <wp:cNvGraphicFramePr>
+              <a:graphicFrameLocks xmlns:a="http://schemas.openxmlformats.org/drawingml/2006/main" noChangeAspect="1"/>
+            </wp:cNvGraphicFramePr>
+            <a:graphic xmlns:a="http://schemas.openxmlformats.org/drawingml/2006/main">
+              <a:graphicData uri="http://schemas.openxmlformats.org/drawingml/2006/picture">
+                <pic:pic xmlns:pic="http://schemas.openxmlformats.org/drawingml/2006/picture">
+                  <pic:nvPicPr>
+                    <pic:cNvPr id="64519023" name="Рисунок 1" descr="Зображення, що містить текст, знімок екрана, Шрифт, число&#10;&#10;Вміст на основі ШІ може бути неправильним."/>
+                    <pic:cNvPicPr/>
+                  </pic:nvPicPr>
+                  <pic:blipFill>
+                    <a:blip r:embed="rId10"/>
+                    <a:stretch>
+                      <a:fillRect/>
+                    </a:stretch>
+                  </pic:blipFill>
+                  <pic:spPr>
+                    <a:xfrm>
+                      <a:off x="0" y="0"/>
+                      <a:ext cx="4523809" cy="1342857"/>
+                    </a:xfrm>
+                    <a:prstGeom prst="rect">
+                      <a:avLst/>
+                    </a:prstGeom>
+                  </pic:spPr>
+                </pic:pic>
+              </a:graphicData>
+            </a:graphic>
+          </wp:inline>
+        </w:drawing>
+      </w:r>
+    </w:p>
+    <w:p>
+      <w:pPr>
+        <w:pStyle w:val="a3"/>
+        <w:numPr>
+          <w:ilvl w:val="0"/>
+          <w:numId w:val="15"/>
+        </w:numPr>
+        <w:rPr>
+          <w:b/>
+          <w:bCs/>
+          <w:sz w:val="28"/>
+          <w:szCs w:val="28"/>
+          <w:lang w:val="ru-UA"/>
+        </w:rPr>
+      </w:pPr>
+      <w:r>
+        <w:rPr>
+          <w:b/>
+          <w:bCs/>
+          <w:sz w:val="28"/>
+          <w:szCs w:val="28"/>
+          <w:lang w:val="ru-UA"/>
+        </w:rPr>
+        <w:lastRenderedPageBreak/>
+        <w:t xml:space="preserve">Процедура </w:t>
+      </w:r>
+      <w:proofErr w:type="spellStart"/>
+      <w:r>
+        <w:rPr>
+          <w:b/>
+          <w:bCs/>
+          <w:sz w:val="28"/>
+          <w:szCs w:val="28"/>
+          <w:lang w:val="ru-UA"/>
+        </w:rPr>
+        <w:t>avg_policy_amount_by_type</w:t>
+      </w:r>
+      <w:proofErr w:type="spellEnd"/>
+    </w:p>
+    <w:p>
+      <w:pPr>
+        <w:numPr>
+          <w:ilvl w:val="0"/>
+          <w:numId w:val="17"/>
+        </w:numPr>
+        <w:rPr>
+          <w:sz w:val="24"/>
+          <w:szCs w:val="24"/>
+          <w:lang w:val="ru-UA"/>
+        </w:rPr>
+      </w:pPr>
+      <w:proofErr w:type="spellStart"/>
+      <w:r>
+        <w:rPr>
+          <w:sz w:val="24"/>
+          <w:szCs w:val="24"/>
+          <w:lang w:val="ru-UA"/>
+        </w:rPr>
+        <w:t>Призначення</w:t>
+      </w:r>
+      <w:proofErr w:type="spellEnd"/>
+      <w:r>
+        <w:rPr>
+          <w:sz w:val="24"/>
+          <w:szCs w:val="24"/>
+          <w:lang w:val="ru-UA"/>
+        </w:rPr>
+        <w:t xml:space="preserve">: </w:t>
+      </w:r>
+      <w:proofErr w:type="spellStart"/>
+      <w:r>
+        <w:rPr>
+          <w:sz w:val="24"/>
+          <w:szCs w:val="24"/>
+          <w:lang w:val="ru-UA"/>
+        </w:rPr>
+        <w:t>обчислення</w:t>
+      </w:r>
+      <w:proofErr w:type="spellEnd"/>
+      <w:r>
+        <w:rPr>
+          <w:sz w:val="24"/>
+          <w:szCs w:val="24"/>
+          <w:lang w:val="ru-UA"/>
+        </w:rPr>
+        <w:t xml:space="preserve"> </w:t>
+      </w:r>
+      <w:proofErr w:type="spellStart"/>
+      <w:r>
+        <w:rPr>
+          <w:sz w:val="24"/>
+          <w:szCs w:val="24"/>
+          <w:lang w:val="ru-UA"/>
+        </w:rPr>
+        <w:t>середньої</w:t>
+      </w:r>
+      <w:proofErr w:type="spellEnd"/>
+      <w:r>
+        <w:rPr>
+          <w:sz w:val="24"/>
+          <w:szCs w:val="24"/>
+          <w:lang w:val="ru-UA"/>
+        </w:rPr>
+        <w:t xml:space="preserve"> </w:t>
+      </w:r>
+      <w:proofErr w:type="spellStart"/>
+      <w:r>
+        <w:rPr>
+          <w:sz w:val="24"/>
+          <w:szCs w:val="24"/>
+          <w:lang w:val="ru-UA"/>
+        </w:rPr>
+        <w:t>суми</w:t>
+      </w:r>
+      <w:proofErr w:type="spellEnd"/>
+      <w:r>
+        <w:rPr>
+          <w:sz w:val="24"/>
+          <w:szCs w:val="24"/>
+          <w:lang w:val="ru-UA"/>
+        </w:rPr>
+        <w:t xml:space="preserve"> </w:t>
+      </w:r>
+      <w:proofErr w:type="spellStart"/>
+      <w:r>
+        <w:rPr>
+          <w:sz w:val="24"/>
+          <w:szCs w:val="24"/>
+          <w:lang w:val="ru-UA"/>
+        </w:rPr>
+        <w:t>полісів</w:t>
+      </w:r>
+      <w:proofErr w:type="spellEnd"/>
+      <w:r>
+        <w:rPr>
+          <w:sz w:val="24"/>
+          <w:szCs w:val="24"/>
+          <w:lang w:val="ru-UA"/>
+        </w:rPr>
+        <w:t xml:space="preserve"> для </w:t>
+      </w:r>
+      <w:proofErr w:type="spellStart"/>
+      <w:r>
+        <w:rPr>
+          <w:sz w:val="24"/>
+          <w:szCs w:val="24"/>
+          <w:lang w:val="ru-UA"/>
+        </w:rPr>
+        <w:t>заданого</w:t>
+      </w:r>
+      <w:proofErr w:type="spellEnd"/>
+      <w:r>
+        <w:rPr>
+          <w:sz w:val="24"/>
+          <w:szCs w:val="24"/>
+          <w:lang w:val="ru-UA"/>
+        </w:rPr>
+        <w:t xml:space="preserve"> типу </w:t>
+      </w:r>
+      <w:proofErr w:type="spellStart"/>
+      <w:r>
+        <w:rPr>
+          <w:sz w:val="24"/>
+          <w:szCs w:val="24"/>
+          <w:lang w:val="ru-UA"/>
+        </w:rPr>
+        <w:t>страхування</w:t>
+      </w:r>
+      <w:proofErr w:type="spellEnd"/>
+      <w:r>
+        <w:rPr>
+          <w:sz w:val="24"/>
+          <w:szCs w:val="24"/>
+          <w:lang w:val="ru-UA"/>
+        </w:rPr>
+        <w:t>.</w:t>
+      </w:r>
+    </w:p>
+    <w:p>
+      <w:pPr>
+        <w:numPr>
+          <w:ilvl w:val="0"/>
+          <w:numId w:val="17"/>
+        </w:numPr>
+        <w:rPr>
+          <w:sz w:val="24"/>
+          <w:szCs w:val="24"/>
+          <w:lang w:val="ru-UA"/>
+        </w:rPr>
+      </w:pPr>
+      <w:proofErr w:type="spellStart"/>
+      <w:r>
+        <w:rPr>
+          <w:sz w:val="24"/>
+          <w:szCs w:val="24"/>
+          <w:lang w:val="ru-UA"/>
+        </w:rPr>
+        <w:t>Використано</w:t>
+      </w:r>
+      <w:proofErr w:type="spellEnd"/>
+      <w:r>
+        <w:rPr>
+          <w:sz w:val="24"/>
+          <w:szCs w:val="24"/>
+          <w:lang w:val="ru-UA"/>
+        </w:rPr>
+        <w:t xml:space="preserve">: OUT-параметр, </w:t>
+      </w:r>
+      <w:proofErr w:type="spellStart"/>
+      <w:r>
+        <w:rPr>
+          <w:sz w:val="24"/>
+          <w:szCs w:val="24"/>
+          <w:lang w:val="ru-UA"/>
+        </w:rPr>
+        <w:t>курсори</w:t>
+      </w:r>
+      <w:proofErr w:type="spellEnd"/>
+      <w:r>
+        <w:rPr>
+          <w:sz w:val="24"/>
+          <w:szCs w:val="24"/>
+          <w:lang w:val="ru-UA"/>
+        </w:rPr>
+        <w:t xml:space="preserve">, RECORD, цикл LOOP, </w:t>
+      </w:r>
+      <w:proofErr w:type="spellStart"/>
+      <w:r>
+        <w:rPr>
+          <w:sz w:val="24"/>
+          <w:szCs w:val="24"/>
+          <w:lang w:val="ru-UA"/>
+        </w:rPr>
+        <w:t>перемінні</w:t>
+      </w:r>
+      <w:proofErr w:type="spellEnd"/>
+      <w:r>
+        <w:rPr>
+          <w:sz w:val="24"/>
+          <w:szCs w:val="24"/>
+          <w:lang w:val="ru-UA"/>
+        </w:rPr>
+        <w:t xml:space="preserve"> для </w:t>
+      </w:r>
+      <w:proofErr w:type="spellStart"/>
+      <w:r>
+        <w:rPr>
+          <w:sz w:val="24"/>
+          <w:szCs w:val="24"/>
+          <w:lang w:val="ru-UA"/>
+        </w:rPr>
+        <w:t>накопичення</w:t>
+      </w:r>
+      <w:proofErr w:type="spellEnd"/>
+      <w:r>
+        <w:rPr>
+          <w:sz w:val="24"/>
+          <w:szCs w:val="24"/>
+          <w:lang w:val="ru-UA"/>
+        </w:rPr>
+        <w:t xml:space="preserve"> </w:t>
+      </w:r>
+      <w:proofErr w:type="spellStart"/>
+      <w:r>
+        <w:rPr>
+          <w:sz w:val="24"/>
+          <w:szCs w:val="24"/>
+          <w:lang w:val="ru-UA"/>
+        </w:rPr>
+        <w:t>суми</w:t>
+      </w:r>
+      <w:proofErr w:type="spellEnd"/>
+      <w:r>
+        <w:rPr>
+          <w:sz w:val="24"/>
+          <w:szCs w:val="24"/>
+          <w:lang w:val="ru-UA"/>
+        </w:rPr>
+        <w:t xml:space="preserve"> та </w:t>
+      </w:r>
+      <w:proofErr w:type="spellStart"/>
+      <w:r>
+        <w:rPr>
+          <w:sz w:val="24"/>
+          <w:szCs w:val="24"/>
+          <w:lang w:val="ru-UA"/>
+        </w:rPr>
+        <w:t>підрахунку</w:t>
+      </w:r>
+      <w:proofErr w:type="spellEnd"/>
+      <w:r>
+        <w:rPr>
+          <w:sz w:val="24"/>
+          <w:szCs w:val="24"/>
+          <w:lang w:val="ru-UA"/>
+        </w:rPr>
+        <w:t xml:space="preserve"> </w:t>
+      </w:r>
+      <w:proofErr w:type="spellStart"/>
+      <w:r>
+        <w:rPr>
+          <w:sz w:val="24"/>
+          <w:szCs w:val="24"/>
+          <w:lang w:val="ru-UA"/>
+        </w:rPr>
+        <w:t>кількості</w:t>
+      </w:r>
+      <w:proofErr w:type="spellEnd"/>
+      <w:r>
+        <w:rPr>
+          <w:sz w:val="24"/>
+          <w:szCs w:val="24"/>
+          <w:lang w:val="ru-UA"/>
+        </w:rPr>
+        <w:t xml:space="preserve"> </w:t>
+      </w:r>
+      <w:proofErr w:type="spellStart"/>
+      <w:r>
+        <w:rPr>
+          <w:sz w:val="24"/>
+          <w:szCs w:val="24"/>
+          <w:lang w:val="ru-UA"/>
+        </w:rPr>
+        <w:t>полісів</w:t>
+      </w:r>
+      <w:proofErr w:type="spellEnd"/>
+      <w:r>
+        <w:rPr>
+          <w:sz w:val="24"/>
+          <w:szCs w:val="24"/>
+          <w:lang w:val="ru-UA"/>
+        </w:rPr>
+        <w:t xml:space="preserve">, RAISE NOTICE для </w:t>
+      </w:r>
+      <w:proofErr w:type="spellStart"/>
+      <w:r>
+        <w:rPr>
+          <w:sz w:val="24"/>
+          <w:szCs w:val="24"/>
+          <w:lang w:val="ru-UA"/>
+        </w:rPr>
+        <w:t>виведення</w:t>
+      </w:r>
+      <w:proofErr w:type="spellEnd"/>
+      <w:r>
+        <w:rPr>
+          <w:sz w:val="24"/>
+          <w:szCs w:val="24"/>
+          <w:lang w:val="ru-UA"/>
+        </w:rPr>
+        <w:t xml:space="preserve"> результату, EXCEPTION для </w:t>
+      </w:r>
+      <w:proofErr w:type="spellStart"/>
+      <w:r>
+        <w:rPr>
+          <w:sz w:val="24"/>
+          <w:szCs w:val="24"/>
+          <w:lang w:val="ru-UA"/>
+        </w:rPr>
+        <w:t>обробки</w:t>
+      </w:r>
+      <w:proofErr w:type="spellEnd"/>
+      <w:r>
+        <w:rPr>
+          <w:sz w:val="24"/>
+          <w:szCs w:val="24"/>
+          <w:lang w:val="ru-UA"/>
+        </w:rPr>
+        <w:t xml:space="preserve"> </w:t>
+      </w:r>
+      <w:proofErr w:type="spellStart"/>
+      <w:r>
+        <w:rPr>
+          <w:sz w:val="24"/>
+          <w:szCs w:val="24"/>
+          <w:lang w:val="ru-UA"/>
+        </w:rPr>
+        <w:t>помилок</w:t>
+      </w:r>
+      <w:proofErr w:type="spellEnd"/>
+      <w:r>
+        <w:rPr>
+          <w:sz w:val="24"/>
+          <w:szCs w:val="24"/>
+          <w:lang w:val="ru-UA"/>
+        </w:rPr>
+        <w:t>.</w:t>
+      </w:r>
+    </w:p>
+    <w:p>
+      <w:pPr>
+        <w:numPr>
+          <w:ilvl w:val="0"/>
+          <w:numId w:val="17"/>
+        </w:numPr>
+        <w:rPr>
+          <w:sz w:val="24"/>
+          <w:szCs w:val="24"/>
+          <w:lang w:val="ru-UA"/>
+        </w:rPr>
+      </w:pPr>
+      <w:r>
+        <w:rPr>
+          <w:sz w:val="24"/>
+          <w:szCs w:val="24"/>
+          <w:lang w:val="ru-UA"/>
+        </w:rPr>
+        <w:t xml:space="preserve">Результат: </w:t>
+      </w:r>
+      <w:proofErr w:type="spellStart"/>
+      <w:r>
+        <w:rPr>
+          <w:sz w:val="24"/>
+          <w:szCs w:val="24"/>
+          <w:lang w:val="ru-UA"/>
+        </w:rPr>
+        <w:t>середня</w:t>
+      </w:r>
+      <w:proofErr w:type="spellEnd"/>
+      <w:r>
+        <w:rPr>
+          <w:sz w:val="24"/>
+          <w:szCs w:val="24"/>
+          <w:lang w:val="ru-UA"/>
+        </w:rPr>
+        <w:t xml:space="preserve"> сума </w:t>
+      </w:r>
+      <w:proofErr w:type="spellStart"/>
+      <w:r>
+        <w:rPr>
+          <w:sz w:val="24"/>
+          <w:szCs w:val="24"/>
+          <w:lang w:val="ru-UA"/>
+        </w:rPr>
+        <w:t>полісів</w:t>
+      </w:r>
+      <w:proofErr w:type="spellEnd"/>
+      <w:r>
+        <w:rPr>
+          <w:sz w:val="24"/>
+          <w:szCs w:val="24"/>
+          <w:lang w:val="ru-UA"/>
+        </w:rPr>
+        <w:t xml:space="preserve"> </w:t>
+      </w:r>
+      <w:proofErr w:type="spellStart"/>
+      <w:r>
+        <w:rPr>
+          <w:sz w:val="24"/>
+          <w:szCs w:val="24"/>
+          <w:lang w:val="ru-UA"/>
+        </w:rPr>
+        <w:t>повертається</w:t>
+      </w:r>
+      <w:proofErr w:type="spellEnd"/>
+      <w:r>
+        <w:rPr>
+          <w:sz w:val="24"/>
+          <w:szCs w:val="24"/>
+          <w:lang w:val="ru-UA"/>
+        </w:rPr>
+        <w:t xml:space="preserve"> через OUT-параметр і </w:t>
+      </w:r>
+      <w:proofErr w:type="spellStart"/>
+      <w:r>
+        <w:rPr>
+          <w:sz w:val="24"/>
+          <w:szCs w:val="24"/>
+          <w:lang w:val="ru-UA"/>
+        </w:rPr>
+        <w:t>може</w:t>
+      </w:r>
+      <w:proofErr w:type="spellEnd"/>
+      <w:r>
+        <w:rPr>
+          <w:sz w:val="24"/>
+          <w:szCs w:val="24"/>
+          <w:lang w:val="ru-UA"/>
+        </w:rPr>
+        <w:t xml:space="preserve"> бути </w:t>
+      </w:r>
+      <w:proofErr w:type="spellStart"/>
+      <w:r>
+        <w:rPr>
+          <w:sz w:val="24"/>
+          <w:szCs w:val="24"/>
+          <w:lang w:val="ru-UA"/>
+        </w:rPr>
+        <w:t>виведена</w:t>
+      </w:r>
+      <w:proofErr w:type="spellEnd"/>
+      <w:r>
+        <w:rPr>
+          <w:sz w:val="24"/>
+          <w:szCs w:val="24"/>
+          <w:lang w:val="ru-UA"/>
+        </w:rPr>
+        <w:t xml:space="preserve"> за </w:t>
+      </w:r>
+      <w:proofErr w:type="spellStart"/>
+      <w:r>
+        <w:rPr>
+          <w:sz w:val="24"/>
+          <w:szCs w:val="24"/>
+          <w:lang w:val="ru-UA"/>
+        </w:rPr>
+        <w:t>допомогою</w:t>
+      </w:r>
+      <w:proofErr w:type="spellEnd"/>
+      <w:r>
+        <w:rPr>
+          <w:sz w:val="24"/>
+          <w:szCs w:val="24"/>
+          <w:lang w:val="ru-UA"/>
+        </w:rPr>
+        <w:t xml:space="preserve"> SELECT </w:t>
+      </w:r>
+      <w:proofErr w:type="spellStart"/>
+      <w:r>
+        <w:rPr>
+          <w:sz w:val="24"/>
+          <w:szCs w:val="24"/>
+          <w:lang w:val="ru-UA"/>
+        </w:rPr>
+        <w:t>або</w:t>
+      </w:r>
+      <w:proofErr w:type="spellEnd"/>
+      <w:r>
+        <w:rPr>
+          <w:sz w:val="24"/>
+          <w:szCs w:val="24"/>
+          <w:lang w:val="ru-UA"/>
+        </w:rPr>
+        <w:t xml:space="preserve"> RAISE NOTICE.</w:t>
+      </w:r>
+    </w:p>
+    <w:p>
+      <w:pPr>
+        <w:rPr>
+          <w:b/>
+          <w:bCs/>
+          <w:sz w:val="28"/>
+          <w:szCs w:val="28"/>
+        </w:rPr>
+      </w:pPr>
+      <w:r>
+        <w:rPr>
+          <w:noProof/>
+        </w:rPr>
+        <w:drawing>
+          <wp:inline distT="0" distB="0" distL="0" distR="0" wp14:anchorId="6DB71B37" wp14:editId="65B282F4">
+            <wp:extent cx="4552381" cy="971429"/>
+            <wp:effectExtent l="0" t="0" r="635" b="635"/>
+            <wp:docPr id="1254998462" name="Рисунок 1" descr="Зображення, що містить текст, Шрифт, знімок екрана, алгебра&#10;&#10;Вміст на основі ШІ може бути неправильним."/>
+            <wp:cNvGraphicFramePr>
+              <a:graphicFrameLocks xmlns:a="http://schemas.openxmlformats.org/drawingml/2006/main" noChangeAspect="1"/>
+            </wp:cNvGraphicFramePr>
+            <a:graphic xmlns:a="http://schemas.openxmlformats.org/drawingml/2006/main">
+              <a:graphicData uri="http://schemas.openxmlformats.org/drawingml/2006/picture">
+                <pic:pic xmlns:pic="http://schemas.openxmlformats.org/drawingml/2006/picture">
+                  <pic:nvPicPr>
+                    <pic:cNvPr id="1254998462" name="Рисунок 1" descr="Зображення, що містить текст, Шрифт, знімок екрана, алгебра&#10;&#10;Вміст на основі ШІ може бути неправильним."/>
+                    <pic:cNvPicPr/>
+                  </pic:nvPicPr>
+                  <pic:blipFill>
+                    <a:blip r:embed="rId11"/>
+                    <a:stretch>
+                      <a:fillRect/>
+                    </a:stretch>
+                  </pic:blipFill>
+                  <pic:spPr>
+                    <a:xfrm>
+                      <a:off x="0" y="0"/>
+                      <a:ext cx="4552381" cy="971429"/>
+                    </a:xfrm>
+                    <a:prstGeom prst="rect">
+                      <a:avLst/>
+                    </a:prstGeom>
+                  </pic:spPr>
+                </pic:pic>
+              </a:graphicData>
+            </a:graphic>
+          </wp:inline>
+        </w:drawing>
+      </w:r>
+    </w:p>
+    <w:p>
+      <w:pPr>
+        <w:rPr>
+          <w:b/>
+          <w:bCs/>
+          <w:sz w:val="28"/>
+          <w:szCs w:val="28"/>
+        </w:rPr>
+      </w:pPr>
+    </w:p>
+    <w:p>
+      <w:pPr>
+        <w:rPr>
+          <w:b/>
+          <w:bCs/>
+          <w:sz w:val="28"/>
+          <w:szCs w:val="28"/>
+        </w:rPr>
+      </w:pPr>
+      <w:r>
+        <w:rPr>
+          <w:b/>
+          <w:bCs/>
+          <w:sz w:val="28"/>
+          <w:szCs w:val="28"/>
+        </w:rPr>
         <w:t>Теоретичні відомості</w:t>
       </w:r>
     </w:p>
@@ -944,7 +2689,7 @@
           <w:lang w:val="ru-UA"/>
         </w:rPr>
         <w:pict w14:anchorId="3A390D1F">
-          <v:rect id="_x0000_i1073" style="width:0;height:1.5pt" o:hralign="center" o:hrstd="t" o:hr="t" fillcolor="#a0a0a0" stroked="f"/>
+          <v:rect id="_x0000_i1025" style="width:0;height:1.5pt" o:hralign="center" o:hrstd="t" o:hr="t" fillcolor="#a0a0a0" stroked="f"/>
         </w:pict>
       </w:r>
     </w:p>
@@ -1355,7 +3100,7 @@
           <w:lang w:val="ru-UA"/>
         </w:rPr>
         <w:pict w14:anchorId="39B9212C">
-          <v:rect id="_x0000_i1074" style="width:0;height:1.5pt" o:hralign="center" o:hrstd="t" o:hr="t" fillcolor="#a0a0a0" stroked="f"/>
+          <v:rect id="_x0000_i1026" style="width:0;height:1.5pt" o:hralign="center" o:hrstd="t" o:hr="t" fillcolor="#a0a0a0" stroked="f"/>
         </w:pict>
       </w:r>
     </w:p>
@@ -2143,7 +3888,7 @@
           <w:lang w:val="ru-UA"/>
         </w:rPr>
         <w:pict w14:anchorId="0E3A76B2">
-          <v:rect id="_x0000_i1075" style="width:0;height:1.5pt" o:hralign="center" o:hrstd="t" o:hr="t" fillcolor="#a0a0a0" stroked="f"/>
+          <v:rect id="_x0000_i1027" style="width:0;height:1.5pt" o:hralign="center" o:hrstd="t" o:hr="t" fillcolor="#a0a0a0" stroked="f"/>
         </w:pict>
       </w:r>
     </w:p>
@@ -2161,6 +3906,7 @@
           <w:bCs/>
           <w:lang w:val="ru-UA"/>
         </w:rPr>
+        <w:lastRenderedPageBreak/>
         <w:t xml:space="preserve">4. </w:t>
       </w:r>
       <w:proofErr w:type="spellStart"/>
@@ -2628,7 +4374,7 @@
           <w:lang w:val="ru-UA"/>
         </w:rPr>
         <w:pict w14:anchorId="73E838BE">
-          <v:rect id="_x0000_i1076" style="width:0;height:1.5pt" o:hralign="center" o:hrstd="t" o:hr="t" fillcolor="#a0a0a0" stroked="f"/>
+          <v:rect id="_x0000_i1028" style="width:0;height:1.5pt" o:hralign="center" o:hrstd="t" o:hr="t" fillcolor="#a0a0a0" stroked="f"/>
         </w:pict>
       </w:r>
     </w:p>
@@ -2957,7 +4703,7 @@
           <w:lang w:val="ru-UA"/>
         </w:rPr>
         <w:pict w14:anchorId="2ED5C610">
-          <v:rect id="_x0000_i1077" style="width:0;height:1.5pt" o:hralign="center" o:hrstd="t" o:hr="t" fillcolor="#a0a0a0" stroked="f"/>
+          <v:rect id="_x0000_i1029" style="width:0;height:1.5pt" o:hralign="center" o:hrstd="t" o:hr="t" fillcolor="#a0a0a0" stroked="f"/>
         </w:pict>
       </w:r>
     </w:p>
@@ -2975,7 +4721,6 @@
           <w:bCs/>
           <w:lang w:val="ru-UA"/>
         </w:rPr>
-        <w:lastRenderedPageBreak/>
         <w:t xml:space="preserve">6. </w:t>
       </w:r>
       <w:proofErr w:type="spellStart"/>
@@ -3409,7 +5154,7 @@
           <w:lang w:val="ru-UA"/>
         </w:rPr>
         <w:pict w14:anchorId="5A1C2329">
-          <v:rect id="_x0000_i1078" style="width:0;height:1.5pt" o:hralign="center" o:hrstd="t" o:hr="t" fillcolor="#a0a0a0" stroked="f"/>
+          <v:rect id="_x0000_i1030" style="width:0;height:1.5pt" o:hralign="center" o:hrstd="t" o:hr="t" fillcolor="#a0a0a0" stroked="f"/>
         </w:pict>
       </w:r>
     </w:p>
@@ -3901,7 +5646,7 @@
           <w:lang w:val="ru-UA"/>
         </w:rPr>
         <w:pict w14:anchorId="047DC373">
-          <v:rect id="_x0000_i1079" style="width:0;height:1.5pt" o:hralign="center" o:hrstd="t" o:hr="t" fillcolor="#a0a0a0" stroked="f"/>
+          <v:rect id="_x0000_i1031" style="width:0;height:1.5pt" o:hralign="center" o:hrstd="t" o:hr="t" fillcolor="#a0a0a0" stroked="f"/>
         </w:pict>
       </w:r>
     </w:p>
@@ -3919,6 +5664,7 @@
           <w:bCs/>
           <w:lang w:val="ru-UA"/>
         </w:rPr>
+        <w:lastRenderedPageBreak/>
         <w:t xml:space="preserve">8. </w:t>
       </w:r>
       <w:proofErr w:type="spellStart"/>
@@ -4304,7 +6050,7 @@
           <w:lang w:val="ru-UA"/>
         </w:rPr>
         <w:pict w14:anchorId="67BFC74D">
-          <v:rect id="_x0000_i1080" style="width:0;height:1.5pt" o:hralign="center" o:hrstd="t" o:hr="t" fillcolor="#a0a0a0" stroked="f"/>
+          <v:rect id="_x0000_i1032" style="width:0;height:1.5pt" o:hralign="center" o:hrstd="t" o:hr="t" fillcolor="#a0a0a0" stroked="f"/>
         </w:pict>
       </w:r>
     </w:p>
@@ -4474,7 +6220,6 @@
         <w:rPr>
           <w:lang w:val="ru-UA"/>
         </w:rPr>
-        <w:lastRenderedPageBreak/>
         <w:t xml:space="preserve">WARNING – </w:t>
       </w:r>
       <w:proofErr w:type="spellStart"/>
@@ -4652,16 +6397,31 @@
         <w:rPr>
           <w:lang w:val="ru-UA"/>
         </w:rPr>
-        <w:t xml:space="preserve"> у журнал сервера.</w:t>
-      </w:r>
-    </w:p>
-    <w:p>
-      <w:pPr>
-        <w:rPr>
-          <w:b/>
-          <w:bCs/>
-          <w:sz w:val="28"/>
-          <w:szCs w:val="28"/>
+        <w:t xml:space="preserve"> </w:t>
+      </w:r>
+      <w:proofErr w:type="gramStart"/>
+      <w:r>
+        <w:rPr>
+          <w:lang w:val="ru-UA"/>
+        </w:rPr>
+        <w:t>у журнал</w:t>
+      </w:r>
+      <w:proofErr w:type="gramEnd"/>
+      <w:r>
+        <w:rPr>
+          <w:lang w:val="ru-UA"/>
+        </w:rPr>
+        <w:t xml:space="preserve"> сервера.</w:t>
+      </w:r>
+    </w:p>
+    <w:p>
+      <w:pPr>
+        <w:numPr>
+          <w:ilvl w:val="0"/>
+          <w:numId w:val="13"/>
+        </w:numPr>
+        <w:rPr>
+          <w:lang w:val="ru-UA"/>
         </w:rPr>
       </w:pPr>
     </w:p>
@@ -5129,6 +6889,155 @@
     </w:lvl>
   </w:abstractNum>
   <w:abstractNum w:abstractNumId="3" w15:restartNumberingAfterBreak="0">
+    <w:nsid w:val="2C1F6EDD"/>
+    <w:multiLevelType w:val="multilevel"/>
+    <w:tmpl w:val="D4765120"/>
+    <w:lvl w:ilvl="0">
+      <w:start w:val="1"/>
+      <w:numFmt w:val="bullet"/>
+      <w:lvlText w:val=""/>
+      <w:lvlJc w:val="left"/>
+      <w:pPr>
+        <w:tabs>
+          <w:tab w:val="num" w:pos="720"/>
+        </w:tabs>
+        <w:ind w:left="720" w:hanging="360"/>
+      </w:pPr>
+      <w:rPr>
+        <w:rFonts w:ascii="Symbol" w:hAnsi="Symbol" w:hint="default"/>
+        <w:sz w:val="20"/>
+      </w:rPr>
+    </w:lvl>
+    <w:lvl w:ilvl="1" w:tentative="1">
+      <w:start w:val="1"/>
+      <w:numFmt w:val="bullet"/>
+      <w:lvlText w:val="o"/>
+      <w:lvlJc w:val="left"/>
+      <w:pPr>
+        <w:tabs>
+          <w:tab w:val="num" w:pos="1440"/>
+        </w:tabs>
+        <w:ind w:left="1440" w:hanging="360"/>
+      </w:pPr>
+      <w:rPr>
+        <w:rFonts w:ascii="Courier New" w:hAnsi="Courier New" w:hint="default"/>
+        <w:sz w:val="20"/>
+      </w:rPr>
+    </w:lvl>
+    <w:lvl w:ilvl="2" w:tentative="1">
+      <w:start w:val="1"/>
+      <w:numFmt w:val="bullet"/>
+      <w:lvlText w:val=""/>
+      <w:lvlJc w:val="left"/>
+      <w:pPr>
+        <w:tabs>
+          <w:tab w:val="num" w:pos="2160"/>
+        </w:tabs>
+        <w:ind w:left="2160" w:hanging="360"/>
+      </w:pPr>
+      <w:rPr>
+        <w:rFonts w:ascii="Wingdings" w:hAnsi="Wingdings" w:hint="default"/>
+        <w:sz w:val="20"/>
+      </w:rPr>
+    </w:lvl>
+    <w:lvl w:ilvl="3" w:tentative="1">
+      <w:start w:val="1"/>
+      <w:numFmt w:val="bullet"/>
+      <w:lvlText w:val=""/>
+      <w:lvlJc w:val="left"/>
+      <w:pPr>
+        <w:tabs>
+          <w:tab w:val="num" w:pos="2880"/>
+        </w:tabs>
+        <w:ind w:left="2880" w:hanging="360"/>
+      </w:pPr>
+      <w:rPr>
+        <w:rFonts w:ascii="Wingdings" w:hAnsi="Wingdings" w:hint="default"/>
+        <w:sz w:val="20"/>
+      </w:rPr>
+    </w:lvl>
+    <w:lvl w:ilvl="4" w:tentative="1">
+      <w:start w:val="1"/>
+      <w:numFmt w:val="bullet"/>
+      <w:lvlText w:val=""/>
+      <w:lvlJc w:val="left"/>
+      <w:pPr>
+        <w:tabs>
+          <w:tab w:val="num" w:pos="3600"/>
+        </w:tabs>
+        <w:ind w:left="3600" w:hanging="360"/>
+      </w:pPr>
+      <w:rPr>
+        <w:rFonts w:ascii="Wingdings" w:hAnsi="Wingdings" w:hint="default"/>
+        <w:sz w:val="20"/>
+      </w:rPr>
+    </w:lvl>
+    <w:lvl w:ilvl="5" w:tentative="1">
+      <w:start w:val="1"/>
+      <w:numFmt w:val="bullet"/>
+      <w:lvlText w:val=""/>
+      <w:lvlJc w:val="left"/>
+      <w:pPr>
+        <w:tabs>
+          <w:tab w:val="num" w:pos="4320"/>
+        </w:tabs>
+        <w:ind w:left="4320" w:hanging="360"/>
+      </w:pPr>
+      <w:rPr>
+        <w:rFonts w:ascii="Wingdings" w:hAnsi="Wingdings" w:hint="default"/>
+        <w:sz w:val="20"/>
+      </w:rPr>
+    </w:lvl>
+    <w:lvl w:ilvl="6" w:tentative="1">
+      <w:start w:val="1"/>
+      <w:numFmt w:val="bullet"/>
+      <w:lvlText w:val=""/>
+      <w:lvlJc w:val="left"/>
+      <w:pPr>
+        <w:tabs>
+          <w:tab w:val="num" w:pos="5040"/>
+        </w:tabs>
+        <w:ind w:left="5040" w:hanging="360"/>
+      </w:pPr>
+      <w:rPr>
+        <w:rFonts w:ascii="Wingdings" w:hAnsi="Wingdings" w:hint="default"/>
+        <w:sz w:val="20"/>
+      </w:rPr>
+    </w:lvl>
+    <w:lvl w:ilvl="7" w:tentative="1">
+      <w:start w:val="1"/>
+      <w:numFmt w:val="bullet"/>
+      <w:lvlText w:val=""/>
+      <w:lvlJc w:val="left"/>
+      <w:pPr>
+        <w:tabs>
+          <w:tab w:val="num" w:pos="5760"/>
+        </w:tabs>
+        <w:ind w:left="5760" w:hanging="360"/>
+      </w:pPr>
+      <w:rPr>
+        <w:rFonts w:ascii="Wingdings" w:hAnsi="Wingdings" w:hint="default"/>
+        <w:sz w:val="20"/>
+      </w:rPr>
+    </w:lvl>
+    <w:lvl w:ilvl="8" w:tentative="1">
+      <w:start w:val="1"/>
+      <w:numFmt w:val="bullet"/>
+      <w:lvlText w:val=""/>
+      <w:lvlJc w:val="left"/>
+      <w:pPr>
+        <w:tabs>
+          <w:tab w:val="num" w:pos="6480"/>
+        </w:tabs>
+        <w:ind w:left="6480" w:hanging="360"/>
+      </w:pPr>
+      <w:rPr>
+        <w:rFonts w:ascii="Wingdings" w:hAnsi="Wingdings" w:hint="default"/>
+        <w:sz w:val="20"/>
+      </w:rPr>
+    </w:lvl>
+  </w:abstractNum>
+  <w:abstractNum w:abstractNumId="4" w15:restartNumberingAfterBreak="0">
     <w:nsid w:val="2C284329"/>
     <w:multiLevelType w:val="multilevel"/>
     <w:tmpl w:val="7956480E"/>
@@ -5277,7 +7186,7 @@
       </w:rPr>
     </w:lvl>
   </w:abstractNum>
-  <w:abstractNum w:abstractNumId="4" w15:restartNumberingAfterBreak="0">
+  <w:abstractNum w:abstractNumId="5" w15:restartNumberingAfterBreak="0">
     <w:nsid w:val="33EB6F59"/>
     <w:multiLevelType w:val="multilevel"/>
     <w:tmpl w:val="E4AC1FE2"/>
@@ -5390,7 +7299,156 @@
       </w:pPr>
     </w:lvl>
   </w:abstractNum>
-  <w:abstractNum w:abstractNumId="5" w15:restartNumberingAfterBreak="0">
+  <w:abstractNum w:abstractNumId="6" w15:restartNumberingAfterBreak="0">
+    <w:nsid w:val="37463A42"/>
+    <w:multiLevelType w:val="multilevel"/>
+    <w:tmpl w:val="6CC4F5DE"/>
+    <w:lvl w:ilvl="0">
+      <w:start w:val="1"/>
+      <w:numFmt w:val="bullet"/>
+      <w:lvlText w:val=""/>
+      <w:lvlJc w:val="left"/>
+      <w:pPr>
+        <w:tabs>
+          <w:tab w:val="num" w:pos="720"/>
+        </w:tabs>
+        <w:ind w:left="720" w:hanging="360"/>
+      </w:pPr>
+      <w:rPr>
+        <w:rFonts w:ascii="Symbol" w:hAnsi="Symbol" w:hint="default"/>
+        <w:sz w:val="20"/>
+      </w:rPr>
+    </w:lvl>
+    <w:lvl w:ilvl="1" w:tentative="1">
+      <w:start w:val="1"/>
+      <w:numFmt w:val="bullet"/>
+      <w:lvlText w:val="o"/>
+      <w:lvlJc w:val="left"/>
+      <w:pPr>
+        <w:tabs>
+          <w:tab w:val="num" w:pos="1440"/>
+        </w:tabs>
+        <w:ind w:left="1440" w:hanging="360"/>
+      </w:pPr>
+      <w:rPr>
+        <w:rFonts w:ascii="Courier New" w:hAnsi="Courier New" w:hint="default"/>
+        <w:sz w:val="20"/>
+      </w:rPr>
+    </w:lvl>
+    <w:lvl w:ilvl="2" w:tentative="1">
+      <w:start w:val="1"/>
+      <w:numFmt w:val="bullet"/>
+      <w:lvlText w:val=""/>
+      <w:lvlJc w:val="left"/>
+      <w:pPr>
+        <w:tabs>
+          <w:tab w:val="num" w:pos="2160"/>
+        </w:tabs>
+        <w:ind w:left="2160" w:hanging="360"/>
+      </w:pPr>
+      <w:rPr>
+        <w:rFonts w:ascii="Wingdings" w:hAnsi="Wingdings" w:hint="default"/>
+        <w:sz w:val="20"/>
+      </w:rPr>
+    </w:lvl>
+    <w:lvl w:ilvl="3" w:tentative="1">
+      <w:start w:val="1"/>
+      <w:numFmt w:val="bullet"/>
+      <w:lvlText w:val=""/>
+      <w:lvlJc w:val="left"/>
+      <w:pPr>
+        <w:tabs>
+          <w:tab w:val="num" w:pos="2880"/>
+        </w:tabs>
+        <w:ind w:left="2880" w:hanging="360"/>
+      </w:pPr>
+      <w:rPr>
+        <w:rFonts w:ascii="Wingdings" w:hAnsi="Wingdings" w:hint="default"/>
+        <w:sz w:val="20"/>
+      </w:rPr>
+    </w:lvl>
+    <w:lvl w:ilvl="4" w:tentative="1">
+      <w:start w:val="1"/>
+      <w:numFmt w:val="bullet"/>
+      <w:lvlText w:val=""/>
+      <w:lvlJc w:val="left"/>
+      <w:pPr>
+        <w:tabs>
+          <w:tab w:val="num" w:pos="3600"/>
+        </w:tabs>
+        <w:ind w:left="3600" w:hanging="360"/>
+      </w:pPr>
+      <w:rPr>
+        <w:rFonts w:ascii="Wingdings" w:hAnsi="Wingdings" w:hint="default"/>
+        <w:sz w:val="20"/>
+      </w:rPr>
+    </w:lvl>
+    <w:lvl w:ilvl="5" w:tentative="1">
+      <w:start w:val="1"/>
+      <w:numFmt w:val="bullet"/>
+      <w:lvlText w:val=""/>
+      <w:lvlJc w:val="left"/>
+      <w:pPr>
+        <w:tabs>
+          <w:tab w:val="num" w:pos="4320"/>
+        </w:tabs>
+        <w:ind w:left="4320" w:hanging="360"/>
+      </w:pPr>
+      <w:rPr>
+        <w:rFonts w:ascii="Wingdings" w:hAnsi="Wingdings" w:hint="default"/>
+        <w:sz w:val="20"/>
+      </w:rPr>
+    </w:lvl>
+    <w:lvl w:ilvl="6" w:tentative="1">
+      <w:start w:val="1"/>
+      <w:numFmt w:val="bullet"/>
+      <w:lvlText w:val=""/>
+      <w:lvlJc w:val="left"/>
+      <w:pPr>
+        <w:tabs>
+          <w:tab w:val="num" w:pos="5040"/>
+        </w:tabs>
+        <w:ind w:left="5040" w:hanging="360"/>
+      </w:pPr>
+      <w:rPr>
+        <w:rFonts w:ascii="Wingdings" w:hAnsi="Wingdings" w:hint="default"/>
+        <w:sz w:val="20"/>
+      </w:rPr>
+    </w:lvl>
+    <w:lvl w:ilvl="7" w:tentative="1">
+      <w:start w:val="1"/>
+      <w:numFmt w:val="bullet"/>
+      <w:lvlText w:val=""/>
+      <w:lvlJc w:val="left"/>
+      <w:pPr>
+        <w:tabs>
+          <w:tab w:val="num" w:pos="5760"/>
+        </w:tabs>
+        <w:ind w:left="5760" w:hanging="360"/>
+      </w:pPr>
+      <w:rPr>
+        <w:rFonts w:ascii="Wingdings" w:hAnsi="Wingdings" w:hint="default"/>
+        <w:sz w:val="20"/>
+      </w:rPr>
+    </w:lvl>
+    <w:lvl w:ilvl="8" w:tentative="1">
+      <w:start w:val="1"/>
+      <w:numFmt w:val="bullet"/>
+      <w:lvlText w:val=""/>
+      <w:lvlJc w:val="left"/>
+      <w:pPr>
+        <w:tabs>
+          <w:tab w:val="num" w:pos="6480"/>
+        </w:tabs>
+        <w:ind w:left="6480" w:hanging="360"/>
+      </w:pPr>
+      <w:rPr>
+        <w:rFonts w:ascii="Wingdings" w:hAnsi="Wingdings" w:hint="default"/>
+        <w:sz w:val="20"/>
+      </w:rPr>
+    </w:lvl>
+  </w:abstractNum>
+  <w:abstractNum w:abstractNumId="7" w15:restartNumberingAfterBreak="0">
     <w:nsid w:val="37981310"/>
     <w:multiLevelType w:val="multilevel"/>
     <w:tmpl w:val="E17CFDA8"/>
@@ -5539,7 +7597,156 @@
       </w:rPr>
     </w:lvl>
   </w:abstractNum>
-  <w:abstractNum w:abstractNumId="6" w15:restartNumberingAfterBreak="0">
+  <w:abstractNum w:abstractNumId="8" w15:restartNumberingAfterBreak="0">
+    <w:nsid w:val="37E16B9A"/>
+    <w:multiLevelType w:val="multilevel"/>
+    <w:tmpl w:val="85BAD4FC"/>
+    <w:lvl w:ilvl="0">
+      <w:start w:val="1"/>
+      <w:numFmt w:val="bullet"/>
+      <w:lvlText w:val=""/>
+      <w:lvlJc w:val="left"/>
+      <w:pPr>
+        <w:tabs>
+          <w:tab w:val="num" w:pos="720"/>
+        </w:tabs>
+        <w:ind w:left="720" w:hanging="360"/>
+      </w:pPr>
+      <w:rPr>
+        <w:rFonts w:ascii="Symbol" w:hAnsi="Symbol" w:hint="default"/>
+        <w:sz w:val="20"/>
+      </w:rPr>
+    </w:lvl>
+    <w:lvl w:ilvl="1" w:tentative="1">
+      <w:start w:val="1"/>
+      <w:numFmt w:val="bullet"/>
+      <w:lvlText w:val="o"/>
+      <w:lvlJc w:val="left"/>
+      <w:pPr>
+        <w:tabs>
+          <w:tab w:val="num" w:pos="1440"/>
+        </w:tabs>
+        <w:ind w:left="1440" w:hanging="360"/>
+      </w:pPr>
+      <w:rPr>
+        <w:rFonts w:ascii="Courier New" w:hAnsi="Courier New" w:hint="default"/>
+        <w:sz w:val="20"/>
+      </w:rPr>
+    </w:lvl>
+    <w:lvl w:ilvl="2" w:tentative="1">
+      <w:start w:val="1"/>
+      <w:numFmt w:val="bullet"/>
+      <w:lvlText w:val=""/>
+      <w:lvlJc w:val="left"/>
+      <w:pPr>
+        <w:tabs>
+          <w:tab w:val="num" w:pos="2160"/>
+        </w:tabs>
+        <w:ind w:left="2160" w:hanging="360"/>
+      </w:pPr>
+      <w:rPr>
+        <w:rFonts w:ascii="Wingdings" w:hAnsi="Wingdings" w:hint="default"/>
+        <w:sz w:val="20"/>
+      </w:rPr>
+    </w:lvl>
+    <w:lvl w:ilvl="3" w:tentative="1">
+      <w:start w:val="1"/>
+      <w:numFmt w:val="bullet"/>
+      <w:lvlText w:val=""/>
+      <w:lvlJc w:val="left"/>
+      <w:pPr>
+        <w:tabs>
+          <w:tab w:val="num" w:pos="2880"/>
+        </w:tabs>
+        <w:ind w:left="2880" w:hanging="360"/>
+      </w:pPr>
+      <w:rPr>
+        <w:rFonts w:ascii="Wingdings" w:hAnsi="Wingdings" w:hint="default"/>
+        <w:sz w:val="20"/>
+      </w:rPr>
+    </w:lvl>
+    <w:lvl w:ilvl="4" w:tentative="1">
+      <w:start w:val="1"/>
+      <w:numFmt w:val="bullet"/>
+      <w:lvlText w:val=""/>
+      <w:lvlJc w:val="left"/>
+      <w:pPr>
+        <w:tabs>
+          <w:tab w:val="num" w:pos="3600"/>
+        </w:tabs>
+        <w:ind w:left="3600" w:hanging="360"/>
+      </w:pPr>
+      <w:rPr>
+        <w:rFonts w:ascii="Wingdings" w:hAnsi="Wingdings" w:hint="default"/>
+        <w:sz w:val="20"/>
+      </w:rPr>
+    </w:lvl>
+    <w:lvl w:ilvl="5" w:tentative="1">
+      <w:start w:val="1"/>
+      <w:numFmt w:val="bullet"/>
+      <w:lvlText w:val=""/>
+      <w:lvlJc w:val="left"/>
+      <w:pPr>
+        <w:tabs>
+          <w:tab w:val="num" w:pos="4320"/>
+        </w:tabs>
+        <w:ind w:left="4320" w:hanging="360"/>
+      </w:pPr>
+      <w:rPr>
+        <w:rFonts w:ascii="Wingdings" w:hAnsi="Wingdings" w:hint="default"/>
+        <w:sz w:val="20"/>
+      </w:rPr>
+    </w:lvl>
+    <w:lvl w:ilvl="6" w:tentative="1">
+      <w:start w:val="1"/>
+      <w:numFmt w:val="bullet"/>
+      <w:lvlText w:val=""/>
+      <w:lvlJc w:val="left"/>
+      <w:pPr>
+        <w:tabs>
+          <w:tab w:val="num" w:pos="5040"/>
+        </w:tabs>
+        <w:ind w:left="5040" w:hanging="360"/>
+      </w:pPr>
+      <w:rPr>
+        <w:rFonts w:ascii="Wingdings" w:hAnsi="Wingdings" w:hint="default"/>
+        <w:sz w:val="20"/>
+      </w:rPr>
+    </w:lvl>
+    <w:lvl w:ilvl="7" w:tentative="1">
+      <w:start w:val="1"/>
+      <w:numFmt w:val="bullet"/>
+      <w:lvlText w:val=""/>
+      <w:lvlJc w:val="left"/>
+      <w:pPr>
+        <w:tabs>
+          <w:tab w:val="num" w:pos="5760"/>
+        </w:tabs>
+        <w:ind w:left="5760" w:hanging="360"/>
+      </w:pPr>
+      <w:rPr>
+        <w:rFonts w:ascii="Wingdings" w:hAnsi="Wingdings" w:hint="default"/>
+        <w:sz w:val="20"/>
+      </w:rPr>
+    </w:lvl>
+    <w:lvl w:ilvl="8" w:tentative="1">
+      <w:start w:val="1"/>
+      <w:numFmt w:val="bullet"/>
+      <w:lvlText w:val=""/>
+      <w:lvlJc w:val="left"/>
+      <w:pPr>
+        <w:tabs>
+          <w:tab w:val="num" w:pos="6480"/>
+        </w:tabs>
+        <w:ind w:left="6480" w:hanging="360"/>
+      </w:pPr>
+      <w:rPr>
+        <w:rFonts w:ascii="Wingdings" w:hAnsi="Wingdings" w:hint="default"/>
+        <w:sz w:val="20"/>
+      </w:rPr>
+    </w:lvl>
+  </w:abstractNum>
+  <w:abstractNum w:abstractNumId="9" w15:restartNumberingAfterBreak="0">
     <w:nsid w:val="39522F0A"/>
     <w:multiLevelType w:val="hybridMultilevel"/>
     <w:tmpl w:val="303CBE2A"/>
@@ -5625,7 +7832,7 @@
       </w:pPr>
     </w:lvl>
   </w:abstractNum>
-  <w:abstractNum w:abstractNumId="7" w15:restartNumberingAfterBreak="0">
+  <w:abstractNum w:abstractNumId="10" w15:restartNumberingAfterBreak="0">
     <w:nsid w:val="3A532F97"/>
     <w:multiLevelType w:val="multilevel"/>
     <w:tmpl w:val="FD8ECC42"/>
@@ -5738,7 +7945,7 @@
       </w:pPr>
     </w:lvl>
   </w:abstractNum>
-  <w:abstractNum w:abstractNumId="8" w15:restartNumberingAfterBreak="0">
+  <w:abstractNum w:abstractNumId="11" w15:restartNumberingAfterBreak="0">
     <w:nsid w:val="3AA33272"/>
     <w:multiLevelType w:val="multilevel"/>
     <w:tmpl w:val="0408FD68"/>
@@ -5851,7 +8058,7 @@
       </w:pPr>
     </w:lvl>
   </w:abstractNum>
-  <w:abstractNum w:abstractNumId="9" w15:restartNumberingAfterBreak="0">
+  <w:abstractNum w:abstractNumId="12" w15:restartNumberingAfterBreak="0">
     <w:nsid w:val="3B4A497A"/>
     <w:multiLevelType w:val="multilevel"/>
     <w:tmpl w:val="4046235C"/>
@@ -5964,7 +8171,7 @@
       </w:pPr>
     </w:lvl>
   </w:abstractNum>
-  <w:abstractNum w:abstractNumId="10" w15:restartNumberingAfterBreak="0">
+  <w:abstractNum w:abstractNumId="13" w15:restartNumberingAfterBreak="0">
     <w:nsid w:val="43AB2A06"/>
     <w:multiLevelType w:val="multilevel"/>
     <w:tmpl w:val="E4624586"/>
@@ -6113,7 +8320,7 @@
       </w:rPr>
     </w:lvl>
   </w:abstractNum>
-  <w:abstractNum w:abstractNumId="11" w15:restartNumberingAfterBreak="0">
+  <w:abstractNum w:abstractNumId="14" w15:restartNumberingAfterBreak="0">
     <w:nsid w:val="47D33D55"/>
     <w:multiLevelType w:val="multilevel"/>
     <w:tmpl w:val="45CC05BE"/>
@@ -6226,7 +8433,7 @@
       </w:pPr>
     </w:lvl>
   </w:abstractNum>
-  <w:abstractNum w:abstractNumId="12" w15:restartNumberingAfterBreak="0">
+  <w:abstractNum w:abstractNumId="15" w15:restartNumberingAfterBreak="0">
     <w:nsid w:val="552D76DF"/>
     <w:multiLevelType w:val="multilevel"/>
     <w:tmpl w:val="13EEE62C"/>
@@ -6339,8 +8546,97 @@
       </w:pPr>
     </w:lvl>
   </w:abstractNum>
+  <w:abstractNum w:abstractNumId="16" w15:restartNumberingAfterBreak="0">
+    <w:nsid w:val="5BF50186"/>
+    <w:multiLevelType w:val="hybridMultilevel"/>
+    <w:tmpl w:val="3F167C58"/>
+    <w:lvl w:ilvl="0" w:tplc="2000000F">
+      <w:start w:val="1"/>
+      <w:numFmt w:val="decimal"/>
+      <w:lvlText w:val="%1."/>
+      <w:lvlJc w:val="left"/>
+      <w:pPr>
+        <w:ind w:left="720" w:hanging="360"/>
+      </w:pPr>
+      <w:rPr>
+        <w:rFonts w:hint="default"/>
+      </w:rPr>
+    </w:lvl>
+    <w:lvl w:ilvl="1" w:tplc="20000019" w:tentative="1">
+      <w:start w:val="1"/>
+      <w:numFmt w:val="lowerLetter"/>
+      <w:lvlText w:val="%2."/>
+      <w:lvlJc w:val="left"/>
+      <w:pPr>
+        <w:ind w:left="1440" w:hanging="360"/>
+      </w:pPr>
+    </w:lvl>
+    <w:lvl w:ilvl="2" w:tplc="2000001B" w:tentative="1">
+      <w:start w:val="1"/>
+      <w:numFmt w:val="lowerRoman"/>
+      <w:lvlText w:val="%3."/>
+      <w:lvlJc w:val="right"/>
+      <w:pPr>
+        <w:ind w:left="2160" w:hanging="180"/>
+      </w:pPr>
+    </w:lvl>
+    <w:lvl w:ilvl="3" w:tplc="2000000F" w:tentative="1">
+      <w:start w:val="1"/>
+      <w:numFmt w:val="decimal"/>
+      <w:lvlText w:val="%4."/>
+      <w:lvlJc w:val="left"/>
+      <w:pPr>
+        <w:ind w:left="2880" w:hanging="360"/>
+      </w:pPr>
+    </w:lvl>
+    <w:lvl w:ilvl="4" w:tplc="20000019" w:tentative="1">
+      <w:start w:val="1"/>
+      <w:numFmt w:val="lowerLetter"/>
+      <w:lvlText w:val="%5."/>
+      <w:lvlJc w:val="left"/>
+      <w:pPr>
+        <w:ind w:left="3600" w:hanging="360"/>
+      </w:pPr>
+    </w:lvl>
+    <w:lvl w:ilvl="5" w:tplc="2000001B" w:tentative="1">
+      <w:start w:val="1"/>
+      <w:numFmt w:val="lowerRoman"/>
+      <w:lvlText w:val="%6."/>
+      <w:lvlJc w:val="right"/>
+      <w:pPr>
+        <w:ind w:left="4320" w:hanging="180"/>
+      </w:pPr>
+    </w:lvl>
+    <w:lvl w:ilvl="6" w:tplc="2000000F" w:tentative="1">
+      <w:start w:val="1"/>
+      <w:numFmt w:val="decimal"/>
+      <w:lvlText w:val="%7."/>
+      <w:lvlJc w:val="left"/>
+      <w:pPr>
+        <w:ind w:left="5040" w:hanging="360"/>
+      </w:pPr>
+    </w:lvl>
+    <w:lvl w:ilvl="7" w:tplc="20000019" w:tentative="1">
+      <w:start w:val="1"/>
+      <w:numFmt w:val="lowerLetter"/>
+      <w:lvlText w:val="%8."/>
+      <w:lvlJc w:val="left"/>
+      <w:pPr>
+        <w:ind w:left="5760" w:hanging="360"/>
+      </w:pPr>
+    </w:lvl>
+    <w:lvl w:ilvl="8" w:tplc="2000001B" w:tentative="1">
+      <w:start w:val="1"/>
+      <w:numFmt w:val="lowerRoman"/>
+      <w:lvlText w:val="%9."/>
+      <w:lvlJc w:val="right"/>
+      <w:pPr>
+        <w:ind w:left="6480" w:hanging="180"/>
+      </w:pPr>
+    </w:lvl>
+  </w:abstractNum>
   <w:num w:numId="1" w16cid:durableId="1966304538">
-    <w:abstractNumId w:val="6"/>
+    <w:abstractNumId w:val="9"/>
     <w:lvlOverride w:ilvl="0">
       <w:startOverride w:val="1"/>
     </w:lvlOverride>
@@ -6370,7 +8666,7 @@
     </w:lvlOverride>
   </w:num>
   <w:num w:numId="2" w16cid:durableId="202060411">
-    <w:abstractNumId w:val="12"/>
+    <w:abstractNumId w:val="15"/>
     <w:lvlOverride w:ilvl="0">
       <w:startOverride w:val="1"/>
     </w:lvlOverride>
@@ -6400,37 +8696,49 @@
     </w:lvlOverride>
   </w:num>
   <w:num w:numId="3" w16cid:durableId="638075647">
-    <w:abstractNumId w:val="9"/>
+    <w:abstractNumId w:val="12"/>
   </w:num>
   <w:num w:numId="4" w16cid:durableId="1044596662">
-    <w:abstractNumId w:val="10"/>
+    <w:abstractNumId w:val="13"/>
   </w:num>
   <w:num w:numId="5" w16cid:durableId="957760997">
     <w:abstractNumId w:val="1"/>
   </w:num>
   <w:num w:numId="6" w16cid:durableId="1484271780">
-    <w:abstractNumId w:val="3"/>
+    <w:abstractNumId w:val="4"/>
   </w:num>
   <w:num w:numId="7" w16cid:durableId="1544097757">
-    <w:abstractNumId w:val="5"/>
+    <w:abstractNumId w:val="7"/>
   </w:num>
   <w:num w:numId="8" w16cid:durableId="210582276">
-    <w:abstractNumId w:val="8"/>
+    <w:abstractNumId w:val="11"/>
   </w:num>
   <w:num w:numId="9" w16cid:durableId="1223326719">
-    <w:abstractNumId w:val="11"/>
+    <w:abstractNumId w:val="14"/>
   </w:num>
   <w:num w:numId="10" w16cid:durableId="953948064">
-    <w:abstractNumId w:val="4"/>
+    <w:abstractNumId w:val="5"/>
   </w:num>
   <w:num w:numId="11" w16cid:durableId="468866998">
     <w:abstractNumId w:val="2"/>
   </w:num>
   <w:num w:numId="12" w16cid:durableId="1422336085">
-    <w:abstractNumId w:val="7"/>
+    <w:abstractNumId w:val="10"/>
   </w:num>
   <w:num w:numId="13" w16cid:durableId="2031908504">
     <w:abstractNumId w:val="0"/>
+  </w:num>
+  <w:num w:numId="14" w16cid:durableId="1291781987">
+    <w:abstractNumId w:val="3"/>
+  </w:num>
+  <w:num w:numId="15" w16cid:durableId="1682663911">
+    <w:abstractNumId w:val="16"/>
+  </w:num>
+  <w:num w:numId="16" w16cid:durableId="711466228">
+    <w:abstractNumId w:val="8"/>
+  </w:num>
+  <w:num w:numId="17" w16cid:durableId="1824540373">
+    <w:abstractNumId w:val="6"/>
   </w:num>
 </w:numbering>
 </file>
@@ -7174,27 +9482,6 @@
 </file>
 
 <file path=customXml/item1.xml><?xml version="1.0" encoding="utf-8"?>
-<?mso-contentType ?>
-<FormTemplates xmlns="http://schemas.microsoft.com/sharepoint/v3/contenttype/forms">
-  <Display>DocumentLibraryForm</Display>
-  <Edit>DocumentLibraryForm</Edit>
-  <New>DocumentLibraryForm</New>
-</FormTemplates>
-</file>
-
-<file path=customXml/item2.xml><?xml version="1.0" encoding="utf-8"?>
-<p:properties xmlns:p="http://schemas.microsoft.com/office/2006/metadata/properties" xmlns:xsi="http://www.w3.org/2001/XMLSchema-instance" xmlns:pc="http://schemas.microsoft.com/office/infopath/2007/PartnerControls">
-  <documentManagement>
-    <ReferenceId xmlns="77723aff-f267-4705-94ed-77130044b03a" xsi:nil="true"/>
-    <lcf76f155ced4ddcb4097134ff3c332f xmlns="77723aff-f267-4705-94ed-77130044b03a">
-      <Terms xmlns="http://schemas.microsoft.com/office/infopath/2007/PartnerControls"/>
-    </lcf76f155ced4ddcb4097134ff3c332f>
-    <TaxCatchAll xmlns="1076e3c3-90ad-4cc9-b79c-023f0224c107" xsi:nil="true"/>
-  </documentManagement>
-</p:properties>
-</file>
-
-<file path=customXml/item3.xml><?xml version="1.0" encoding="utf-8"?>
 <ct:contentTypeSchema xmlns:ct="http://schemas.microsoft.com/office/2006/metadata/contentType" xmlns:ma="http://schemas.microsoft.com/office/2006/metadata/properties/metaAttributes" ct:_="" ma:_="" ma:contentTypeName="Документ" ma:contentTypeID="0x01010023C129C18AE0A64A9C87BB3AFDD67340" ma:contentTypeVersion="12" ma:contentTypeDescription="Створення нового документа." ma:contentTypeScope="" ma:versionID="67d316c9ba3e172966e4c8e0c074adb1">
   <xsd:schema xmlns:xsd="http://www.w3.org/2001/XMLSchema" xmlns:xs="http://www.w3.org/2001/XMLSchema" xmlns:p="http://schemas.microsoft.com/office/2006/metadata/properties" xmlns:ns2="77723aff-f267-4705-94ed-77130044b03a" xmlns:ns3="1076e3c3-90ad-4cc9-b79c-023f0224c107" targetNamespace="http://schemas.microsoft.com/office/2006/metadata/properties" ma:root="true" ma:fieldsID="2f2b6d4579d1ab2c93ec5b9b6ea2574f" ns2:_="" ns3:_="">
     <xsd:import namespace="77723aff-f267-4705-94ed-77130044b03a"/>
@@ -7395,32 +9682,28 @@
 </ct:contentTypeSchema>
 </file>
 
-<file path=customXml/itemProps1.xml><?xml version="1.0" encoding="utf-8"?>
-<ds:datastoreItem xmlns:ds="http://schemas.openxmlformats.org/officeDocument/2006/customXml" ds:itemID="{22798431-FD17-4C60-AE51-CAEB2F808AFE}">
-  <ds:schemaRefs>
-    <ds:schemaRef ds:uri="http://schemas.microsoft.com/sharepoint/v3/contenttype/forms"/>
-  </ds:schemaRefs>
-</ds:datastoreItem>
+<file path=customXml/item2.xml><?xml version="1.0" encoding="utf-8"?>
+<p:properties xmlns:p="http://schemas.microsoft.com/office/2006/metadata/properties" xmlns:xsi="http://www.w3.org/2001/XMLSchema-instance" xmlns:pc="http://schemas.microsoft.com/office/infopath/2007/PartnerControls">
+  <documentManagement>
+    <ReferenceId xmlns="77723aff-f267-4705-94ed-77130044b03a" xsi:nil="true"/>
+    <lcf76f155ced4ddcb4097134ff3c332f xmlns="77723aff-f267-4705-94ed-77130044b03a">
+      <Terms xmlns="http://schemas.microsoft.com/office/infopath/2007/PartnerControls"/>
+    </lcf76f155ced4ddcb4097134ff3c332f>
+    <TaxCatchAll xmlns="1076e3c3-90ad-4cc9-b79c-023f0224c107" xsi:nil="true"/>
+  </documentManagement>
+</p:properties>
 </file>
 
-<file path=customXml/itemProps2.xml><?xml version="1.0" encoding="utf-8"?>
-<ds:datastoreItem xmlns:ds="http://schemas.openxmlformats.org/officeDocument/2006/customXml" ds:itemID="{0D185742-424D-40DA-85DA-E7E7A1756C5C}">
-  <ds:schemaRefs>
-    <ds:schemaRef ds:uri="http://purl.org/dc/dcmitype/"/>
-    <ds:schemaRef ds:uri="77723aff-f267-4705-94ed-77130044b03a"/>
-    <ds:schemaRef ds:uri="http://schemas.microsoft.com/office/2006/documentManagement/types"/>
-    <ds:schemaRef ds:uri="http://purl.org/dc/elements/1.1/"/>
-    <ds:schemaRef ds:uri="1076e3c3-90ad-4cc9-b79c-023f0224c107"/>
-    <ds:schemaRef ds:uri="http://purl.org/dc/terms/"/>
-    <ds:schemaRef ds:uri="http://schemas.microsoft.com/office/infopath/2007/PartnerControls"/>
-    <ds:schemaRef ds:uri="http://schemas.openxmlformats.org/package/2006/metadata/core-properties"/>
-    <ds:schemaRef ds:uri="http://schemas.microsoft.com/office/2006/metadata/properties"/>
-    <ds:schemaRef ds:uri="http://www.w3.org/XML/1998/namespace"/>
-  </ds:schemaRefs>
-</ds:datastoreItem>
+<file path=customXml/item3.xml><?xml version="1.0" encoding="utf-8"?>
+<?mso-contentType ?>
+<FormTemplates xmlns="http://schemas.microsoft.com/sharepoint/v3/contenttype/forms">
+  <Display>DocumentLibraryForm</Display>
+  <Edit>DocumentLibraryForm</Edit>
+  <New>DocumentLibraryForm</New>
+</FormTemplates>
 </file>
 
-<file path=customXml/itemProps3.xml><?xml version="1.0" encoding="utf-8"?>
+<file path=customXml/itemProps1.xml><?xml version="1.0" encoding="utf-8"?>
 <ds:datastoreItem xmlns:ds="http://schemas.openxmlformats.org/officeDocument/2006/customXml" ds:itemID="{FF46DEBF-5DC9-4B1F-B04A-6937AEAFBB2B}">
   <ds:schemaRefs>
     <ds:schemaRef ds:uri="http://schemas.microsoft.com/office/2006/metadata/contentType"/>
@@ -7437,4 +9720,23 @@
     <ds:schemaRef ds:uri="http://schemas.microsoft.com/internal/obd"/>
   </ds:schemaRefs>
 </ds:datastoreItem>
+</file>
+
+<file path=customXml/itemProps2.xml><?xml version="1.0" encoding="utf-8"?>
+<ds:datastoreItem xmlns:ds="http://schemas.openxmlformats.org/officeDocument/2006/customXml" ds:itemID="{0D185742-424D-40DA-85DA-E7E7A1756C5C}">
+  <ds:schemaRefs>
+    <ds:schemaRef ds:uri="http://schemas.microsoft.com/office/2006/metadata/properties"/>
+    <ds:schemaRef ds:uri="http://schemas.microsoft.com/office/infopath/2007/PartnerControls"/>
+    <ds:schemaRef ds:uri="77723aff-f267-4705-94ed-77130044b03a"/>
+    <ds:schemaRef ds:uri="1076e3c3-90ad-4cc9-b79c-023f0224c107"/>
+  </ds:schemaRefs>
+</ds:datastoreItem>
+</file>
+
+<file path=customXml/itemProps3.xml><?xml version="1.0" encoding="utf-8"?>
+<ds:datastoreItem xmlns:ds="http://schemas.openxmlformats.org/officeDocument/2006/customXml" ds:itemID="{22798431-FD17-4C60-AE51-CAEB2F808AFE}">
+  <ds:schemaRefs>
+    <ds:schemaRef ds:uri="http://schemas.microsoft.com/sharepoint/v3/contenttype/forms"/>
+  </ds:schemaRefs>
+</ds:datastoreItem>
 </file>
--- a/DataBases/Lab9_Procedures/Lab9_Report_Yatsenko.docx
+++ b/DataBases/Lab9_Procedures/Lab9_Report_Yatsenko.docx
@@ -358,11 +358,82 @@
     <w:p>
       <w:pPr>
         <w:rPr>
+          <w:sz w:val="24"/>
+          <w:szCs w:val="24"/>
+        </w:rPr>
+      </w:pPr>
+      <w:r>
+        <w:rPr>
           <w:b/>
           <w:bCs/>
           <w:sz w:val="28"/>
           <w:szCs w:val="28"/>
         </w:rPr>
+        <w:lastRenderedPageBreak/>
+        <w:t xml:space="preserve">Тема: </w:t>
+      </w:r>
+      <w:r>
+        <w:rPr>
+          <w:sz w:val="24"/>
+          <w:szCs w:val="24"/>
+        </w:rPr>
+        <w:t xml:space="preserve">Вивчення поняття збережених процедур СКБД </w:t>
+      </w:r>
+      <w:proofErr w:type="spellStart"/>
+      <w:r>
+        <w:rPr>
+          <w:sz w:val="24"/>
+          <w:szCs w:val="24"/>
+        </w:rPr>
+        <w:t>PostgreSQL</w:t>
+      </w:r>
+      <w:proofErr w:type="spellEnd"/>
+      <w:r>
+        <w:rPr>
+          <w:sz w:val="24"/>
+          <w:szCs w:val="24"/>
+        </w:rPr>
+        <w:t xml:space="preserve"> v.11 /користувацьких функцій на процедурній мові PL/</w:t>
+      </w:r>
+      <w:proofErr w:type="spellStart"/>
+      <w:r>
+        <w:rPr>
+          <w:sz w:val="24"/>
+          <w:szCs w:val="24"/>
+        </w:rPr>
+        <w:t>pgSQL</w:t>
+      </w:r>
+      <w:proofErr w:type="spellEnd"/>
+      <w:r>
+        <w:rPr>
+          <w:sz w:val="24"/>
+          <w:szCs w:val="24"/>
+        </w:rPr>
+        <w:t xml:space="preserve"> попередніх версій </w:t>
+      </w:r>
+      <w:proofErr w:type="spellStart"/>
+      <w:r>
+        <w:rPr>
+          <w:sz w:val="24"/>
+          <w:szCs w:val="24"/>
+        </w:rPr>
+        <w:t>PostgreSQL</w:t>
+      </w:r>
+      <w:proofErr w:type="spellEnd"/>
+      <w:r>
+        <w:rPr>
+          <w:sz w:val="24"/>
+          <w:szCs w:val="24"/>
+        </w:rPr>
+        <w:t>/.</w:t>
+      </w:r>
+    </w:p>
+    <w:p>
+      <w:pPr>
+        <w:rPr>
+          <w:sz w:val="24"/>
+          <w:szCs w:val="24"/>
+        </w:rPr>
       </w:pPr>
       <w:r>
         <w:rPr>
@@ -371,7 +442,67 @@
           <w:sz w:val="28"/>
           <w:szCs w:val="28"/>
         </w:rPr>
-        <w:lastRenderedPageBreak/>
+        <w:t xml:space="preserve">Мета роботи: </w:t>
+      </w:r>
+      <w:r>
+        <w:rPr>
+          <w:sz w:val="24"/>
+          <w:szCs w:val="24"/>
+        </w:rPr>
+        <w:t xml:space="preserve">Ознайомлення з метою, перевагами та недоліками використання збережених процедур СКБД </w:t>
+      </w:r>
+      <w:proofErr w:type="spellStart"/>
+      <w:r>
+        <w:rPr>
+          <w:sz w:val="24"/>
+          <w:szCs w:val="24"/>
+        </w:rPr>
+        <w:t>PostgreSQL</w:t>
+      </w:r>
+      <w:proofErr w:type="spellEnd"/>
+      <w:r>
+        <w:rPr>
+          <w:sz w:val="24"/>
+          <w:szCs w:val="24"/>
+        </w:rPr>
+        <w:t>, процесом їх розробки та застосування.</w:t>
+      </w:r>
+    </w:p>
+    <w:p>
+      <w:pPr>
+        <w:rPr>
+          <w:b/>
+          <w:bCs/>
+          <w:sz w:val="28"/>
+          <w:szCs w:val="28"/>
+        </w:rPr>
+      </w:pPr>
+      <w:r>
+        <w:rPr>
+          <w:b/>
+          <w:bCs/>
+          <w:sz w:val="28"/>
+          <w:szCs w:val="28"/>
+        </w:rPr>
+        <w:t>Хід роботи</w:t>
+      </w:r>
+    </w:p>
+    <w:p>
+      <w:pPr>
+        <w:rPr>
+          <w:b/>
+          <w:bCs/>
+          <w:sz w:val="28"/>
+          <w:szCs w:val="28"/>
+        </w:rPr>
+      </w:pPr>
+      <w:r>
+        <w:rPr>
+          <w:b/>
+          <w:bCs/>
+          <w:sz w:val="28"/>
+          <w:szCs w:val="28"/>
+        </w:rPr>
         <w:t>Реалізація процедур</w:t>
       </w:r>
     </w:p>
@@ -1468,6 +1599,7 @@
         <w:rPr>
           <w:noProof/>
         </w:rPr>
+        <w:lastRenderedPageBreak/>
         <w:drawing>
           <wp:inline distT="0" distB="0" distL="0" distR="0" wp14:anchorId="6C300181" wp14:editId="53706F90">
             <wp:extent cx="4523809" cy="1342857"/>
@@ -1528,7 +1660,6 @@
           <w:szCs w:val="28"/>
           <w:lang w:val="ru-UA"/>
         </w:rPr>
-        <w:lastRenderedPageBreak/>
         <w:t xml:space="preserve">Процедура </w:t>
       </w:r>
       <w:proofErr w:type="spellStart"/>
@@ -3424,6 +3555,7 @@
               <w:rPr>
                 <w:lang w:val="ru-UA"/>
               </w:rPr>
+              <w:lastRenderedPageBreak/>
               <w:t>Повернення</w:t>
             </w:r>
             <w:proofErr w:type="spellEnd"/>
@@ -3906,7 +4038,6 @@
           <w:bCs/>
           <w:lang w:val="ru-UA"/>
         </w:rPr>
-        <w:lastRenderedPageBreak/>
         <w:t xml:space="preserve">4. </w:t>
       </w:r>
       <w:proofErr w:type="spellStart"/>
@@ -5501,6 +5632,7 @@
         <w:rPr>
           <w:lang w:val="ru-UA"/>
         </w:rPr>
+        <w:lastRenderedPageBreak/>
         <w:t xml:space="preserve">    FETCH </w:t>
       </w:r>
       <w:proofErr w:type="spellStart"/>
@@ -5664,7 +5796,6 @@
           <w:bCs/>
           <w:lang w:val="ru-UA"/>
         </w:rPr>
-        <w:lastRenderedPageBreak/>
         <w:t xml:space="preserve">8. </w:t>
       </w:r>
       <w:proofErr w:type="spellStart"/>
@@ -9149,6 +9280,7 @@
   <w:style w:type="character" w:default="1" w:styleId="a0">
     <w:name w:val="Default Paragraph Font"/>
     <w:uiPriority w:val="1"/>
+    <w:semiHidden/>
     <w:unhideWhenUsed/>
   </w:style>
   <w:style w:type="table" w:default="1" w:styleId="a1">
@@ -9482,6 +9614,27 @@
 </file>
 
 <file path=customXml/item1.xml><?xml version="1.0" encoding="utf-8"?>
+<?mso-contentType ?>
+<FormTemplates xmlns="http://schemas.microsoft.com/sharepoint/v3/contenttype/forms">
+  <Display>DocumentLibraryForm</Display>
+  <Edit>DocumentLibraryForm</Edit>
+  <New>DocumentLibraryForm</New>
+</FormTemplates>
+</file>
+
+<file path=customXml/item2.xml><?xml version="1.0" encoding="utf-8"?>
+<p:properties xmlns:p="http://schemas.microsoft.com/office/2006/metadata/properties" xmlns:xsi="http://www.w3.org/2001/XMLSchema-instance" xmlns:pc="http://schemas.microsoft.com/office/infopath/2007/PartnerControls">
+  <documentManagement>
+    <ReferenceId xmlns="77723aff-f267-4705-94ed-77130044b03a" xsi:nil="true"/>
+    <lcf76f155ced4ddcb4097134ff3c332f xmlns="77723aff-f267-4705-94ed-77130044b03a">
+      <Terms xmlns="http://schemas.microsoft.com/office/infopath/2007/PartnerControls"/>
+    </lcf76f155ced4ddcb4097134ff3c332f>
+    <TaxCatchAll xmlns="1076e3c3-90ad-4cc9-b79c-023f0224c107" xsi:nil="true"/>
+  </documentManagement>
+</p:properties>
+</file>
+
+<file path=customXml/item3.xml><?xml version="1.0" encoding="utf-8"?>
 <ct:contentTypeSchema xmlns:ct="http://schemas.microsoft.com/office/2006/metadata/contentType" xmlns:ma="http://schemas.microsoft.com/office/2006/metadata/properties/metaAttributes" ct:_="" ma:_="" ma:contentTypeName="Документ" ma:contentTypeID="0x01010023C129C18AE0A64A9C87BB3AFDD67340" ma:contentTypeVersion="12" ma:contentTypeDescription="Створення нового документа." ma:contentTypeScope="" ma:versionID="67d316c9ba3e172966e4c8e0c074adb1">
   <xsd:schema xmlns:xsd="http://www.w3.org/2001/XMLSchema" xmlns:xs="http://www.w3.org/2001/XMLSchema" xmlns:p="http://schemas.microsoft.com/office/2006/metadata/properties" xmlns:ns2="77723aff-f267-4705-94ed-77130044b03a" xmlns:ns3="1076e3c3-90ad-4cc9-b79c-023f0224c107" targetNamespace="http://schemas.microsoft.com/office/2006/metadata/properties" ma:root="true" ma:fieldsID="2f2b6d4579d1ab2c93ec5b9b6ea2574f" ns2:_="" ns3:_="">
     <xsd:import namespace="77723aff-f267-4705-94ed-77130044b03a"/>
@@ -9682,28 +9835,26 @@
 </ct:contentTypeSchema>
 </file>
 
-<file path=customXml/item2.xml><?xml version="1.0" encoding="utf-8"?>
-<p:properties xmlns:p="http://schemas.microsoft.com/office/2006/metadata/properties" xmlns:xsi="http://www.w3.org/2001/XMLSchema-instance" xmlns:pc="http://schemas.microsoft.com/office/infopath/2007/PartnerControls">
-  <documentManagement>
-    <ReferenceId xmlns="77723aff-f267-4705-94ed-77130044b03a" xsi:nil="true"/>
-    <lcf76f155ced4ddcb4097134ff3c332f xmlns="77723aff-f267-4705-94ed-77130044b03a">
-      <Terms xmlns="http://schemas.microsoft.com/office/infopath/2007/PartnerControls"/>
-    </lcf76f155ced4ddcb4097134ff3c332f>
-    <TaxCatchAll xmlns="1076e3c3-90ad-4cc9-b79c-023f0224c107" xsi:nil="true"/>
-  </documentManagement>
-</p:properties>
+<file path=customXml/itemProps1.xml><?xml version="1.0" encoding="utf-8"?>
+<ds:datastoreItem xmlns:ds="http://schemas.openxmlformats.org/officeDocument/2006/customXml" ds:itemID="{22798431-FD17-4C60-AE51-CAEB2F808AFE}">
+  <ds:schemaRefs>
+    <ds:schemaRef ds:uri="http://schemas.microsoft.com/sharepoint/v3/contenttype/forms"/>
+  </ds:schemaRefs>
+</ds:datastoreItem>
 </file>
 
-<file path=customXml/item3.xml><?xml version="1.0" encoding="utf-8"?>
-<?mso-contentType ?>
-<FormTemplates xmlns="http://schemas.microsoft.com/sharepoint/v3/contenttype/forms">
-  <Display>DocumentLibraryForm</Display>
-  <Edit>DocumentLibraryForm</Edit>
-  <New>DocumentLibraryForm</New>
-</FormTemplates>
+<file path=customXml/itemProps2.xml><?xml version="1.0" encoding="utf-8"?>
+<ds:datastoreItem xmlns:ds="http://schemas.openxmlformats.org/officeDocument/2006/customXml" ds:itemID="{0D185742-424D-40DA-85DA-E7E7A1756C5C}">
+  <ds:schemaRefs>
+    <ds:schemaRef ds:uri="http://schemas.microsoft.com/office/2006/metadata/properties"/>
+    <ds:schemaRef ds:uri="http://schemas.microsoft.com/office/infopath/2007/PartnerControls"/>
+    <ds:schemaRef ds:uri="77723aff-f267-4705-94ed-77130044b03a"/>
+    <ds:schemaRef ds:uri="1076e3c3-90ad-4cc9-b79c-023f0224c107"/>
+  </ds:schemaRefs>
+</ds:datastoreItem>
 </file>
 
-<file path=customXml/itemProps1.xml><?xml version="1.0" encoding="utf-8"?>
+<file path=customXml/itemProps3.xml><?xml version="1.0" encoding="utf-8"?>
 <ds:datastoreItem xmlns:ds="http://schemas.openxmlformats.org/officeDocument/2006/customXml" ds:itemID="{FF46DEBF-5DC9-4B1F-B04A-6937AEAFBB2B}">
   <ds:schemaRefs>
     <ds:schemaRef ds:uri="http://schemas.microsoft.com/office/2006/metadata/contentType"/>
@@ -9720,23 +9871,4 @@
     <ds:schemaRef ds:uri="http://schemas.microsoft.com/internal/obd"/>
   </ds:schemaRefs>
 </ds:datastoreItem>
-</file>
-
-<file path=customXml/itemProps2.xml><?xml version="1.0" encoding="utf-8"?>
-<ds:datastoreItem xmlns:ds="http://schemas.openxmlformats.org/officeDocument/2006/customXml" ds:itemID="{0D185742-424D-40DA-85DA-E7E7A1756C5C}">
-  <ds:schemaRefs>
-    <ds:schemaRef ds:uri="http://schemas.microsoft.com/office/2006/metadata/properties"/>
-    <ds:schemaRef ds:uri="http://schemas.microsoft.com/office/infopath/2007/PartnerControls"/>
-    <ds:schemaRef ds:uri="77723aff-f267-4705-94ed-77130044b03a"/>
-    <ds:schemaRef ds:uri="1076e3c3-90ad-4cc9-b79c-023f0224c107"/>
-  </ds:schemaRefs>
-</ds:datastoreItem>
-</file>
-
-<file path=customXml/itemProps3.xml><?xml version="1.0" encoding="utf-8"?>
-<ds:datastoreItem xmlns:ds="http://schemas.openxmlformats.org/officeDocument/2006/customXml" ds:itemID="{22798431-FD17-4C60-AE51-CAEB2F808AFE}">
-  <ds:schemaRefs>
-    <ds:schemaRef ds:uri="http://schemas.microsoft.com/sharepoint/v3/contenttype/forms"/>
-  </ds:schemaRefs>
-</ds:datastoreItem>
 </file>